--- a/PP-salygos/templates/SSD_LT_BPS.docx
+++ b/PP-salygos/templates/SSD_LT_BPS.docx
@@ -54,7 +54,7 @@
           <w:u w:val="none"/>
           <w:lang w:val="lt-LT"/>
         </w:rPr>
-        <w:t>/ĮMONĖS PAVADINIMAS/</w:t>
+        <w:t>ĮMONĖS PAVADINIMAS</w:t>
       </w:r>
     </w:p>
     <w:p>
@@ -157,6 +157,1876 @@
           <w:szCs w:val="20"/>
         </w:rPr>
       </w:pPr>
+    </w:p>
+    <w:bookmarkStart w:id="1" w:name="_Toc147739116"/>
+    <w:p>
+      <w:pPr>
+        <w:pStyle w:val="TOC1"/>
+        <w:rPr>
+          <w:rFonts w:ascii="Arial" w:eastAsiaTheme="minorEastAsia" w:hAnsi="Arial" w:cs="Arial"/>
+          <w:bCs w:val="0"/>
+          <w:iCs w:val="0"/>
+          <w:caps w:val="0"/>
+          <w:sz w:val="20"/>
+          <w:szCs w:val="20"/>
+        </w:rPr>
+      </w:pPr>
+      <w:r>
+        <w:rPr>
+          <w:rFonts w:ascii="Arial" w:hAnsi="Arial" w:cs="Arial"/>
+          <w:iCs w:val="0"/>
+          <w:caps w:val="0"/>
+          <w:noProof w:val="0"/>
+          <w:sz w:val="20"/>
+          <w:szCs w:val="20"/>
+        </w:rPr>
+        <w:fldChar w:fldCharType="begin"/>
+      </w:r>
+      <w:r>
+        <w:rPr>
+          <w:rFonts w:ascii="Arial" w:hAnsi="Arial" w:cs="Arial"/>
+          <w:iCs w:val="0"/>
+          <w:caps w:val="0"/>
+          <w:noProof w:val="0"/>
+          <w:sz w:val="20"/>
+          <w:szCs w:val="20"/>
+        </w:rPr>
+        <w:instrText xml:space="preserve"> TOC \o "1-3" \h \z \u </w:instrText>
+      </w:r>
+      <w:r>
+        <w:rPr>
+          <w:rFonts w:ascii="Arial" w:hAnsi="Arial" w:cs="Arial"/>
+          <w:iCs w:val="0"/>
+          <w:caps w:val="0"/>
+          <w:noProof w:val="0"/>
+          <w:sz w:val="20"/>
+          <w:szCs w:val="20"/>
+        </w:rPr>
+        <w:fldChar w:fldCharType="separate"/>
+      </w:r>
+      <w:hyperlink w:anchor="_Toc127804569" w:history="1">
+        <w:r>
+          <w:rPr>
+            <w:rStyle w:val="Hyperlink"/>
+            <w:rFonts w:ascii="Arial" w:hAnsi="Arial" w:cs="Arial"/>
+            <w:b/>
+            <w:sz w:val="20"/>
+            <w:szCs w:val="20"/>
+          </w:rPr>
+          <w:t>1.</w:t>
+        </w:r>
+        <w:r>
+          <w:rPr>
+            <w:rFonts w:ascii="Arial" w:eastAsiaTheme="minorEastAsia" w:hAnsi="Arial" w:cs="Arial"/>
+            <w:bCs w:val="0"/>
+            <w:iCs w:val="0"/>
+            <w:caps w:val="0"/>
+            <w:sz w:val="20"/>
+            <w:szCs w:val="20"/>
+          </w:rPr>
+          <w:tab/>
+        </w:r>
+        <w:r>
+          <w:rPr>
+            <w:rStyle w:val="Hyperlink"/>
+            <w:rFonts w:ascii="Arial" w:hAnsi="Arial" w:cs="Arial"/>
+            <w:b/>
+            <w:sz w:val="20"/>
+            <w:szCs w:val="20"/>
+          </w:rPr>
+          <w:t>SĄVOKOS</w:t>
+        </w:r>
+        <w:r>
+          <w:rPr>
+            <w:rFonts w:ascii="Arial" w:hAnsi="Arial" w:cs="Arial"/>
+            <w:webHidden/>
+            <w:sz w:val="20"/>
+            <w:szCs w:val="20"/>
+          </w:rPr>
+          <w:tab/>
+        </w:r>
+        <w:r>
+          <w:rPr>
+            <w:rFonts w:ascii="Arial" w:hAnsi="Arial" w:cs="Arial"/>
+            <w:webHidden/>
+            <w:sz w:val="20"/>
+            <w:szCs w:val="20"/>
+          </w:rPr>
+          <w:fldChar w:fldCharType="begin"/>
+        </w:r>
+        <w:r>
+          <w:rPr>
+            <w:rFonts w:ascii="Arial" w:hAnsi="Arial" w:cs="Arial"/>
+            <w:webHidden/>
+            <w:sz w:val="20"/>
+            <w:szCs w:val="20"/>
+          </w:rPr>
+          <w:instrText xml:space="preserve"> PAGEREF _Toc127804569 \h </w:instrText>
+        </w:r>
+        <w:r>
+          <w:rPr>
+            <w:rFonts w:ascii="Arial" w:hAnsi="Arial" w:cs="Arial"/>
+            <w:webHidden/>
+            <w:sz w:val="20"/>
+            <w:szCs w:val="20"/>
+          </w:rPr>
+        </w:r>
+        <w:r>
+          <w:rPr>
+            <w:rFonts w:ascii="Arial" w:hAnsi="Arial" w:cs="Arial"/>
+            <w:webHidden/>
+            <w:sz w:val="20"/>
+            <w:szCs w:val="20"/>
+          </w:rPr>
+          <w:fldChar w:fldCharType="separate"/>
+        </w:r>
+        <w:r>
+          <w:rPr>
+            <w:rFonts w:ascii="Arial" w:hAnsi="Arial" w:cs="Arial"/>
+            <w:webHidden/>
+            <w:sz w:val="20"/>
+            <w:szCs w:val="20"/>
+          </w:rPr>
+          <w:t>2</w:t>
+        </w:r>
+        <w:r>
+          <w:rPr>
+            <w:rFonts w:ascii="Arial" w:hAnsi="Arial" w:cs="Arial"/>
+            <w:webHidden/>
+            <w:sz w:val="20"/>
+            <w:szCs w:val="20"/>
+          </w:rPr>
+          <w:fldChar w:fldCharType="end"/>
+        </w:r>
+      </w:hyperlink>
+    </w:p>
+    <w:p>
+      <w:pPr>
+        <w:pStyle w:val="TOC1"/>
+        <w:rPr>
+          <w:rFonts w:ascii="Arial" w:eastAsiaTheme="minorEastAsia" w:hAnsi="Arial" w:cs="Arial"/>
+          <w:bCs w:val="0"/>
+          <w:iCs w:val="0"/>
+          <w:caps w:val="0"/>
+          <w:sz w:val="20"/>
+          <w:szCs w:val="20"/>
+        </w:rPr>
+      </w:pPr>
+      <w:hyperlink w:anchor="_Toc127804570" w:history="1">
+        <w:r>
+          <w:rPr>
+            <w:rStyle w:val="Hyperlink"/>
+            <w:rFonts w:ascii="Arial" w:hAnsi="Arial" w:cs="Arial"/>
+            <w:b/>
+            <w:sz w:val="20"/>
+            <w:szCs w:val="20"/>
+          </w:rPr>
+          <w:t>2.</w:t>
+        </w:r>
+        <w:r>
+          <w:rPr>
+            <w:rFonts w:ascii="Arial" w:eastAsiaTheme="minorEastAsia" w:hAnsi="Arial" w:cs="Arial"/>
+            <w:bCs w:val="0"/>
+            <w:iCs w:val="0"/>
+            <w:caps w:val="0"/>
+            <w:sz w:val="20"/>
+            <w:szCs w:val="20"/>
+          </w:rPr>
+          <w:tab/>
+        </w:r>
+        <w:r>
+          <w:rPr>
+            <w:rStyle w:val="Hyperlink"/>
+            <w:rFonts w:ascii="Arial" w:hAnsi="Arial" w:cs="Arial"/>
+            <w:b/>
+            <w:sz w:val="20"/>
+            <w:szCs w:val="20"/>
+          </w:rPr>
+          <w:t>ĮVADINĖ DALIS</w:t>
+        </w:r>
+        <w:r>
+          <w:rPr>
+            <w:rFonts w:ascii="Arial" w:hAnsi="Arial" w:cs="Arial"/>
+            <w:webHidden/>
+            <w:sz w:val="20"/>
+            <w:szCs w:val="20"/>
+          </w:rPr>
+          <w:tab/>
+        </w:r>
+        <w:r>
+          <w:rPr>
+            <w:rFonts w:ascii="Arial" w:hAnsi="Arial" w:cs="Arial"/>
+            <w:webHidden/>
+            <w:sz w:val="20"/>
+            <w:szCs w:val="20"/>
+          </w:rPr>
+          <w:fldChar w:fldCharType="begin"/>
+        </w:r>
+        <w:r>
+          <w:rPr>
+            <w:rFonts w:ascii="Arial" w:hAnsi="Arial" w:cs="Arial"/>
+            <w:webHidden/>
+            <w:sz w:val="20"/>
+            <w:szCs w:val="20"/>
+          </w:rPr>
+          <w:instrText xml:space="preserve"> PAGEREF _Toc127804570 \h </w:instrText>
+        </w:r>
+        <w:r>
+          <w:rPr>
+            <w:rFonts w:ascii="Arial" w:hAnsi="Arial" w:cs="Arial"/>
+            <w:webHidden/>
+            <w:sz w:val="20"/>
+            <w:szCs w:val="20"/>
+          </w:rPr>
+        </w:r>
+        <w:r>
+          <w:rPr>
+            <w:rFonts w:ascii="Arial" w:hAnsi="Arial" w:cs="Arial"/>
+            <w:webHidden/>
+            <w:sz w:val="20"/>
+            <w:szCs w:val="20"/>
+          </w:rPr>
+          <w:fldChar w:fldCharType="separate"/>
+        </w:r>
+        <w:r>
+          <w:rPr>
+            <w:rFonts w:ascii="Arial" w:hAnsi="Arial" w:cs="Arial"/>
+            <w:webHidden/>
+            <w:sz w:val="20"/>
+            <w:szCs w:val="20"/>
+          </w:rPr>
+          <w:t>3</w:t>
+        </w:r>
+        <w:r>
+          <w:rPr>
+            <w:rFonts w:ascii="Arial" w:hAnsi="Arial" w:cs="Arial"/>
+            <w:webHidden/>
+            <w:sz w:val="20"/>
+            <w:szCs w:val="20"/>
+          </w:rPr>
+          <w:fldChar w:fldCharType="end"/>
+        </w:r>
+      </w:hyperlink>
+    </w:p>
+    <w:p>
+      <w:pPr>
+        <w:pStyle w:val="TOC1"/>
+        <w:rPr>
+          <w:rFonts w:ascii="Arial" w:eastAsiaTheme="minorEastAsia" w:hAnsi="Arial" w:cs="Arial"/>
+          <w:bCs w:val="0"/>
+          <w:iCs w:val="0"/>
+          <w:caps w:val="0"/>
+          <w:sz w:val="20"/>
+          <w:szCs w:val="20"/>
+        </w:rPr>
+      </w:pPr>
+      <w:hyperlink w:anchor="_Toc127804571" w:history="1">
+        <w:r>
+          <w:rPr>
+            <w:rStyle w:val="Hyperlink"/>
+            <w:rFonts w:ascii="Arial" w:hAnsi="Arial" w:cs="Arial"/>
+            <w:b/>
+            <w:sz w:val="20"/>
+            <w:szCs w:val="20"/>
+          </w:rPr>
+          <w:t>3.</w:t>
+        </w:r>
+        <w:r>
+          <w:rPr>
+            <w:rFonts w:ascii="Arial" w:eastAsiaTheme="minorEastAsia" w:hAnsi="Arial" w:cs="Arial"/>
+            <w:bCs w:val="0"/>
+            <w:iCs w:val="0"/>
+            <w:caps w:val="0"/>
+            <w:sz w:val="20"/>
+            <w:szCs w:val="20"/>
+          </w:rPr>
+          <w:tab/>
+        </w:r>
+        <w:r>
+          <w:rPr>
+            <w:rStyle w:val="Hyperlink"/>
+            <w:rFonts w:ascii="Arial" w:hAnsi="Arial" w:cs="Arial"/>
+            <w:b/>
+            <w:sz w:val="20"/>
+            <w:szCs w:val="20"/>
+          </w:rPr>
+          <w:t>BENDROSIOS NUOSTATOS</w:t>
+        </w:r>
+        <w:r>
+          <w:rPr>
+            <w:rFonts w:ascii="Arial" w:hAnsi="Arial" w:cs="Arial"/>
+            <w:webHidden/>
+            <w:sz w:val="20"/>
+            <w:szCs w:val="20"/>
+          </w:rPr>
+          <w:tab/>
+        </w:r>
+        <w:r>
+          <w:rPr>
+            <w:rFonts w:ascii="Arial" w:hAnsi="Arial" w:cs="Arial"/>
+            <w:webHidden/>
+            <w:sz w:val="20"/>
+            <w:szCs w:val="20"/>
+          </w:rPr>
+          <w:fldChar w:fldCharType="begin"/>
+        </w:r>
+        <w:r>
+          <w:rPr>
+            <w:rFonts w:ascii="Arial" w:hAnsi="Arial" w:cs="Arial"/>
+            <w:webHidden/>
+            <w:sz w:val="20"/>
+            <w:szCs w:val="20"/>
+          </w:rPr>
+          <w:instrText xml:space="preserve"> PAGEREF _Toc127804571 \h </w:instrText>
+        </w:r>
+        <w:r>
+          <w:rPr>
+            <w:rFonts w:ascii="Arial" w:hAnsi="Arial" w:cs="Arial"/>
+            <w:webHidden/>
+            <w:sz w:val="20"/>
+            <w:szCs w:val="20"/>
+          </w:rPr>
+        </w:r>
+        <w:r>
+          <w:rPr>
+            <w:rFonts w:ascii="Arial" w:hAnsi="Arial" w:cs="Arial"/>
+            <w:webHidden/>
+            <w:sz w:val="20"/>
+            <w:szCs w:val="20"/>
+          </w:rPr>
+          <w:fldChar w:fldCharType="separate"/>
+        </w:r>
+        <w:r>
+          <w:rPr>
+            <w:rFonts w:ascii="Arial" w:hAnsi="Arial" w:cs="Arial"/>
+            <w:webHidden/>
+            <w:sz w:val="20"/>
+            <w:szCs w:val="20"/>
+          </w:rPr>
+          <w:t>3</w:t>
+        </w:r>
+        <w:r>
+          <w:rPr>
+            <w:rFonts w:ascii="Arial" w:hAnsi="Arial" w:cs="Arial"/>
+            <w:webHidden/>
+            <w:sz w:val="20"/>
+            <w:szCs w:val="20"/>
+          </w:rPr>
+          <w:fldChar w:fldCharType="end"/>
+        </w:r>
+      </w:hyperlink>
+    </w:p>
+    <w:p>
+      <w:pPr>
+        <w:pStyle w:val="TOC1"/>
+        <w:rPr>
+          <w:rFonts w:ascii="Arial" w:eastAsiaTheme="minorEastAsia" w:hAnsi="Arial" w:cs="Arial"/>
+          <w:bCs w:val="0"/>
+          <w:iCs w:val="0"/>
+          <w:caps w:val="0"/>
+          <w:sz w:val="20"/>
+          <w:szCs w:val="20"/>
+        </w:rPr>
+      </w:pPr>
+      <w:hyperlink w:anchor="_Toc127804572" w:history="1">
+        <w:r>
+          <w:rPr>
+            <w:rStyle w:val="Hyperlink"/>
+            <w:rFonts w:ascii="Arial" w:hAnsi="Arial" w:cs="Arial"/>
+            <w:b/>
+            <w:sz w:val="20"/>
+            <w:szCs w:val="20"/>
+          </w:rPr>
+          <w:t>4.</w:t>
+        </w:r>
+        <w:r>
+          <w:rPr>
+            <w:rFonts w:ascii="Arial" w:eastAsiaTheme="minorEastAsia" w:hAnsi="Arial" w:cs="Arial"/>
+            <w:bCs w:val="0"/>
+            <w:iCs w:val="0"/>
+            <w:caps w:val="0"/>
+            <w:sz w:val="20"/>
+            <w:szCs w:val="20"/>
+          </w:rPr>
+          <w:tab/>
+        </w:r>
+        <w:r>
+          <w:rPr>
+            <w:rStyle w:val="Hyperlink"/>
+            <w:rFonts w:ascii="Arial" w:hAnsi="Arial" w:cs="Arial"/>
+            <w:b/>
+            <w:sz w:val="20"/>
+            <w:szCs w:val="20"/>
+          </w:rPr>
+          <w:t>PIRKIMO OBJEKTAS</w:t>
+        </w:r>
+        <w:r>
+          <w:rPr>
+            <w:rFonts w:ascii="Arial" w:hAnsi="Arial" w:cs="Arial"/>
+            <w:webHidden/>
+            <w:sz w:val="20"/>
+            <w:szCs w:val="20"/>
+          </w:rPr>
+          <w:tab/>
+        </w:r>
+        <w:r>
+          <w:rPr>
+            <w:rFonts w:ascii="Arial" w:hAnsi="Arial" w:cs="Arial"/>
+            <w:webHidden/>
+            <w:sz w:val="20"/>
+            <w:szCs w:val="20"/>
+          </w:rPr>
+          <w:fldChar w:fldCharType="begin"/>
+        </w:r>
+        <w:r>
+          <w:rPr>
+            <w:rFonts w:ascii="Arial" w:hAnsi="Arial" w:cs="Arial"/>
+            <w:webHidden/>
+            <w:sz w:val="20"/>
+            <w:szCs w:val="20"/>
+          </w:rPr>
+          <w:instrText xml:space="preserve"> PAGEREF _Toc127804572 \h </w:instrText>
+        </w:r>
+        <w:r>
+          <w:rPr>
+            <w:rFonts w:ascii="Arial" w:hAnsi="Arial" w:cs="Arial"/>
+            <w:webHidden/>
+            <w:sz w:val="20"/>
+            <w:szCs w:val="20"/>
+          </w:rPr>
+        </w:r>
+        <w:r>
+          <w:rPr>
+            <w:rFonts w:ascii="Arial" w:hAnsi="Arial" w:cs="Arial"/>
+            <w:webHidden/>
+            <w:sz w:val="20"/>
+            <w:szCs w:val="20"/>
+          </w:rPr>
+          <w:fldChar w:fldCharType="separate"/>
+        </w:r>
+        <w:r>
+          <w:rPr>
+            <w:rFonts w:ascii="Arial" w:hAnsi="Arial" w:cs="Arial"/>
+            <w:webHidden/>
+            <w:sz w:val="20"/>
+            <w:szCs w:val="20"/>
+          </w:rPr>
+          <w:t>4</w:t>
+        </w:r>
+        <w:r>
+          <w:rPr>
+            <w:rFonts w:ascii="Arial" w:hAnsi="Arial" w:cs="Arial"/>
+            <w:webHidden/>
+            <w:sz w:val="20"/>
+            <w:szCs w:val="20"/>
+          </w:rPr>
+          <w:fldChar w:fldCharType="end"/>
+        </w:r>
+      </w:hyperlink>
+    </w:p>
+    <w:p>
+      <w:pPr>
+        <w:pStyle w:val="TOC1"/>
+        <w:rPr>
+          <w:rFonts w:ascii="Arial" w:eastAsiaTheme="minorEastAsia" w:hAnsi="Arial" w:cs="Arial"/>
+          <w:bCs w:val="0"/>
+          <w:iCs w:val="0"/>
+          <w:caps w:val="0"/>
+          <w:sz w:val="20"/>
+          <w:szCs w:val="20"/>
+        </w:rPr>
+      </w:pPr>
+      <w:hyperlink w:anchor="_Toc127804573" w:history="1">
+        <w:r>
+          <w:rPr>
+            <w:rStyle w:val="Hyperlink"/>
+            <w:rFonts w:ascii="Arial" w:hAnsi="Arial" w:cs="Arial"/>
+            <w:b/>
+            <w:sz w:val="20"/>
+            <w:szCs w:val="20"/>
+          </w:rPr>
+          <w:t>5.</w:t>
+        </w:r>
+        <w:r>
+          <w:rPr>
+            <w:rFonts w:ascii="Arial" w:eastAsiaTheme="minorEastAsia" w:hAnsi="Arial" w:cs="Arial"/>
+            <w:bCs w:val="0"/>
+            <w:iCs w:val="0"/>
+            <w:caps w:val="0"/>
+            <w:sz w:val="20"/>
+            <w:szCs w:val="20"/>
+          </w:rPr>
+          <w:tab/>
+        </w:r>
+        <w:r>
+          <w:rPr>
+            <w:rStyle w:val="Hyperlink"/>
+            <w:rFonts w:ascii="Arial" w:hAnsi="Arial" w:cs="Arial"/>
+            <w:b/>
+            <w:sz w:val="20"/>
+            <w:szCs w:val="20"/>
+          </w:rPr>
+          <w:t>KAINA IR MOKĖJIMO TERMINAI</w:t>
+        </w:r>
+        <w:r>
+          <w:rPr>
+            <w:rFonts w:ascii="Arial" w:hAnsi="Arial" w:cs="Arial"/>
+            <w:webHidden/>
+            <w:sz w:val="20"/>
+            <w:szCs w:val="20"/>
+          </w:rPr>
+          <w:tab/>
+        </w:r>
+        <w:r>
+          <w:rPr>
+            <w:rFonts w:ascii="Arial" w:hAnsi="Arial" w:cs="Arial"/>
+            <w:webHidden/>
+            <w:sz w:val="20"/>
+            <w:szCs w:val="20"/>
+          </w:rPr>
+          <w:fldChar w:fldCharType="begin"/>
+        </w:r>
+        <w:r>
+          <w:rPr>
+            <w:rFonts w:ascii="Arial" w:hAnsi="Arial" w:cs="Arial"/>
+            <w:webHidden/>
+            <w:sz w:val="20"/>
+            <w:szCs w:val="20"/>
+          </w:rPr>
+          <w:instrText xml:space="preserve"> PAGEREF _Toc127804573 \h </w:instrText>
+        </w:r>
+        <w:r>
+          <w:rPr>
+            <w:rFonts w:ascii="Arial" w:hAnsi="Arial" w:cs="Arial"/>
+            <w:webHidden/>
+            <w:sz w:val="20"/>
+            <w:szCs w:val="20"/>
+          </w:rPr>
+        </w:r>
+        <w:r>
+          <w:rPr>
+            <w:rFonts w:ascii="Arial" w:hAnsi="Arial" w:cs="Arial"/>
+            <w:webHidden/>
+            <w:sz w:val="20"/>
+            <w:szCs w:val="20"/>
+          </w:rPr>
+          <w:fldChar w:fldCharType="separate"/>
+        </w:r>
+        <w:r>
+          <w:rPr>
+            <w:rFonts w:ascii="Arial" w:hAnsi="Arial" w:cs="Arial"/>
+            <w:webHidden/>
+            <w:sz w:val="20"/>
+            <w:szCs w:val="20"/>
+          </w:rPr>
+          <w:t>4</w:t>
+        </w:r>
+        <w:r>
+          <w:rPr>
+            <w:rFonts w:ascii="Arial" w:hAnsi="Arial" w:cs="Arial"/>
+            <w:webHidden/>
+            <w:sz w:val="20"/>
+            <w:szCs w:val="20"/>
+          </w:rPr>
+          <w:fldChar w:fldCharType="end"/>
+        </w:r>
+      </w:hyperlink>
+    </w:p>
+    <w:p>
+      <w:pPr>
+        <w:pStyle w:val="TOC1"/>
+        <w:rPr>
+          <w:rFonts w:ascii="Arial" w:eastAsiaTheme="minorEastAsia" w:hAnsi="Arial" w:cs="Arial"/>
+          <w:bCs w:val="0"/>
+          <w:iCs w:val="0"/>
+          <w:caps w:val="0"/>
+          <w:sz w:val="20"/>
+          <w:szCs w:val="20"/>
+        </w:rPr>
+      </w:pPr>
+      <w:hyperlink w:anchor="_Toc127804574" w:history="1">
+        <w:r>
+          <w:rPr>
+            <w:rStyle w:val="Hyperlink"/>
+            <w:rFonts w:ascii="Arial" w:hAnsi="Arial" w:cs="Arial"/>
+            <w:b/>
+            <w:sz w:val="20"/>
+            <w:szCs w:val="20"/>
+          </w:rPr>
+          <w:t>6.</w:t>
+        </w:r>
+        <w:r>
+          <w:rPr>
+            <w:rFonts w:ascii="Arial" w:eastAsiaTheme="minorEastAsia" w:hAnsi="Arial" w:cs="Arial"/>
+            <w:bCs w:val="0"/>
+            <w:iCs w:val="0"/>
+            <w:caps w:val="0"/>
+            <w:sz w:val="20"/>
+            <w:szCs w:val="20"/>
+          </w:rPr>
+          <w:tab/>
+        </w:r>
+        <w:r>
+          <w:rPr>
+            <w:rStyle w:val="Hyperlink"/>
+            <w:rFonts w:ascii="Arial" w:hAnsi="Arial" w:cs="Arial"/>
+            <w:b/>
+            <w:sz w:val="20"/>
+            <w:szCs w:val="20"/>
+          </w:rPr>
+          <w:t>TIEKĖJŲ PAŠALINIMO PAGRINDAI, KVALIFIKACIJOS, ŽALIEJI IR KITI REIKALAVIMAI, SUBTIEKIMAS, RĖMIMASIS KITŲ ŪKIO SUBJEKTŲ PAJĖGUMAIS, KVAZISUBTIEKĖJAI IR JUNGTINĖ VEIKLA</w:t>
+        </w:r>
+        <w:r>
+          <w:rPr>
+            <w:rFonts w:ascii="Arial" w:hAnsi="Arial" w:cs="Arial"/>
+            <w:webHidden/>
+            <w:sz w:val="20"/>
+            <w:szCs w:val="20"/>
+          </w:rPr>
+          <w:tab/>
+        </w:r>
+        <w:r>
+          <w:rPr>
+            <w:rFonts w:ascii="Arial" w:hAnsi="Arial" w:cs="Arial"/>
+            <w:webHidden/>
+            <w:sz w:val="20"/>
+            <w:szCs w:val="20"/>
+          </w:rPr>
+          <w:fldChar w:fldCharType="begin"/>
+        </w:r>
+        <w:r>
+          <w:rPr>
+            <w:rFonts w:ascii="Arial" w:hAnsi="Arial" w:cs="Arial"/>
+            <w:webHidden/>
+            <w:sz w:val="20"/>
+            <w:szCs w:val="20"/>
+          </w:rPr>
+          <w:instrText xml:space="preserve"> PAGEREF _Toc127804574 \h </w:instrText>
+        </w:r>
+        <w:r>
+          <w:rPr>
+            <w:rFonts w:ascii="Arial" w:hAnsi="Arial" w:cs="Arial"/>
+            <w:webHidden/>
+            <w:sz w:val="20"/>
+            <w:szCs w:val="20"/>
+          </w:rPr>
+        </w:r>
+        <w:r>
+          <w:rPr>
+            <w:rFonts w:ascii="Arial" w:hAnsi="Arial" w:cs="Arial"/>
+            <w:webHidden/>
+            <w:sz w:val="20"/>
+            <w:szCs w:val="20"/>
+          </w:rPr>
+          <w:fldChar w:fldCharType="separate"/>
+        </w:r>
+        <w:r>
+          <w:rPr>
+            <w:rFonts w:ascii="Arial" w:hAnsi="Arial" w:cs="Arial"/>
+            <w:webHidden/>
+            <w:sz w:val="20"/>
+            <w:szCs w:val="20"/>
+          </w:rPr>
+          <w:t>4</w:t>
+        </w:r>
+        <w:r>
+          <w:rPr>
+            <w:rFonts w:ascii="Arial" w:hAnsi="Arial" w:cs="Arial"/>
+            <w:webHidden/>
+            <w:sz w:val="20"/>
+            <w:szCs w:val="20"/>
+          </w:rPr>
+          <w:fldChar w:fldCharType="end"/>
+        </w:r>
+      </w:hyperlink>
+    </w:p>
+    <w:p>
+      <w:pPr>
+        <w:pStyle w:val="TOC1"/>
+        <w:rPr>
+          <w:rFonts w:ascii="Arial" w:eastAsiaTheme="minorEastAsia" w:hAnsi="Arial" w:cs="Arial"/>
+          <w:bCs w:val="0"/>
+          <w:iCs w:val="0"/>
+          <w:caps w:val="0"/>
+          <w:sz w:val="20"/>
+          <w:szCs w:val="20"/>
+        </w:rPr>
+      </w:pPr>
+      <w:hyperlink w:anchor="_Toc127804575" w:history="1">
+        <w:r>
+          <w:rPr>
+            <w:rStyle w:val="Hyperlink"/>
+            <w:rFonts w:ascii="Arial" w:hAnsi="Arial" w:cs="Arial"/>
+            <w:b/>
+            <w:sz w:val="20"/>
+            <w:szCs w:val="20"/>
+          </w:rPr>
+          <w:t>7.</w:t>
+        </w:r>
+        <w:r>
+          <w:rPr>
+            <w:rFonts w:ascii="Arial" w:eastAsiaTheme="minorEastAsia" w:hAnsi="Arial" w:cs="Arial"/>
+            <w:bCs w:val="0"/>
+            <w:iCs w:val="0"/>
+            <w:caps w:val="0"/>
+            <w:sz w:val="20"/>
+            <w:szCs w:val="20"/>
+          </w:rPr>
+          <w:tab/>
+        </w:r>
+        <w:r>
+          <w:rPr>
+            <w:rStyle w:val="Hyperlink"/>
+            <w:rFonts w:ascii="Arial" w:hAnsi="Arial" w:cs="Arial"/>
+            <w:b/>
+            <w:sz w:val="20"/>
+            <w:szCs w:val="20"/>
+          </w:rPr>
+          <w:t>REIKALAVIMAI PASIŪLYMŲ PATEIKIMUI</w:t>
+        </w:r>
+        <w:r>
+          <w:rPr>
+            <w:rFonts w:ascii="Arial" w:hAnsi="Arial" w:cs="Arial"/>
+            <w:webHidden/>
+            <w:sz w:val="20"/>
+            <w:szCs w:val="20"/>
+          </w:rPr>
+          <w:tab/>
+        </w:r>
+        <w:r>
+          <w:rPr>
+            <w:rFonts w:ascii="Arial" w:hAnsi="Arial" w:cs="Arial"/>
+            <w:webHidden/>
+            <w:sz w:val="20"/>
+            <w:szCs w:val="20"/>
+          </w:rPr>
+          <w:fldChar w:fldCharType="begin"/>
+        </w:r>
+        <w:r>
+          <w:rPr>
+            <w:rFonts w:ascii="Arial" w:hAnsi="Arial" w:cs="Arial"/>
+            <w:webHidden/>
+            <w:sz w:val="20"/>
+            <w:szCs w:val="20"/>
+          </w:rPr>
+          <w:instrText xml:space="preserve"> PAGEREF _Toc127804575 \h </w:instrText>
+        </w:r>
+        <w:r>
+          <w:rPr>
+            <w:rFonts w:ascii="Arial" w:hAnsi="Arial" w:cs="Arial"/>
+            <w:webHidden/>
+            <w:sz w:val="20"/>
+            <w:szCs w:val="20"/>
+          </w:rPr>
+        </w:r>
+        <w:r>
+          <w:rPr>
+            <w:rFonts w:ascii="Arial" w:hAnsi="Arial" w:cs="Arial"/>
+            <w:webHidden/>
+            <w:sz w:val="20"/>
+            <w:szCs w:val="20"/>
+          </w:rPr>
+          <w:fldChar w:fldCharType="separate"/>
+        </w:r>
+        <w:r>
+          <w:rPr>
+            <w:rFonts w:ascii="Arial" w:hAnsi="Arial" w:cs="Arial"/>
+            <w:webHidden/>
+            <w:sz w:val="20"/>
+            <w:szCs w:val="20"/>
+          </w:rPr>
+          <w:t>6</w:t>
+        </w:r>
+        <w:r>
+          <w:rPr>
+            <w:rFonts w:ascii="Arial" w:hAnsi="Arial" w:cs="Arial"/>
+            <w:webHidden/>
+            <w:sz w:val="20"/>
+            <w:szCs w:val="20"/>
+          </w:rPr>
+          <w:fldChar w:fldCharType="end"/>
+        </w:r>
+      </w:hyperlink>
+    </w:p>
+    <w:p>
+      <w:pPr>
+        <w:pStyle w:val="TOC1"/>
+        <w:rPr>
+          <w:rFonts w:ascii="Arial" w:eastAsiaTheme="minorEastAsia" w:hAnsi="Arial" w:cs="Arial"/>
+          <w:bCs w:val="0"/>
+          <w:iCs w:val="0"/>
+          <w:caps w:val="0"/>
+          <w:sz w:val="20"/>
+          <w:szCs w:val="20"/>
+        </w:rPr>
+      </w:pPr>
+      <w:hyperlink w:anchor="_Toc127804576" w:history="1">
+        <w:r>
+          <w:rPr>
+            <w:rStyle w:val="Hyperlink"/>
+            <w:rFonts w:ascii="Arial" w:hAnsi="Arial" w:cs="Arial"/>
+            <w:b/>
+            <w:sz w:val="20"/>
+            <w:szCs w:val="20"/>
+          </w:rPr>
+          <w:t>8.</w:t>
+        </w:r>
+        <w:r>
+          <w:rPr>
+            <w:rFonts w:ascii="Arial" w:eastAsiaTheme="minorEastAsia" w:hAnsi="Arial" w:cs="Arial"/>
+            <w:bCs w:val="0"/>
+            <w:iCs w:val="0"/>
+            <w:caps w:val="0"/>
+            <w:sz w:val="20"/>
+            <w:szCs w:val="20"/>
+          </w:rPr>
+          <w:tab/>
+        </w:r>
+        <w:r>
+          <w:rPr>
+            <w:rStyle w:val="Hyperlink"/>
+            <w:rFonts w:ascii="Arial" w:hAnsi="Arial" w:cs="Arial"/>
+            <w:b/>
+            <w:sz w:val="20"/>
+            <w:szCs w:val="20"/>
+          </w:rPr>
+          <w:t>PASIŪLYMŲ PATEIKIMO TERMINAI</w:t>
+        </w:r>
+        <w:r>
+          <w:rPr>
+            <w:rFonts w:ascii="Arial" w:hAnsi="Arial" w:cs="Arial"/>
+            <w:webHidden/>
+            <w:sz w:val="20"/>
+            <w:szCs w:val="20"/>
+          </w:rPr>
+          <w:tab/>
+        </w:r>
+        <w:r>
+          <w:rPr>
+            <w:rFonts w:ascii="Arial" w:hAnsi="Arial" w:cs="Arial"/>
+            <w:webHidden/>
+            <w:sz w:val="20"/>
+            <w:szCs w:val="20"/>
+          </w:rPr>
+          <w:fldChar w:fldCharType="begin"/>
+        </w:r>
+        <w:r>
+          <w:rPr>
+            <w:rFonts w:ascii="Arial" w:hAnsi="Arial" w:cs="Arial"/>
+            <w:webHidden/>
+            <w:sz w:val="20"/>
+            <w:szCs w:val="20"/>
+          </w:rPr>
+          <w:instrText xml:space="preserve"> PAGEREF _Toc127804576 \h </w:instrText>
+        </w:r>
+        <w:r>
+          <w:rPr>
+            <w:rFonts w:ascii="Arial" w:hAnsi="Arial" w:cs="Arial"/>
+            <w:webHidden/>
+            <w:sz w:val="20"/>
+            <w:szCs w:val="20"/>
+          </w:rPr>
+        </w:r>
+        <w:r>
+          <w:rPr>
+            <w:rFonts w:ascii="Arial" w:hAnsi="Arial" w:cs="Arial"/>
+            <w:webHidden/>
+            <w:sz w:val="20"/>
+            <w:szCs w:val="20"/>
+          </w:rPr>
+          <w:fldChar w:fldCharType="separate"/>
+        </w:r>
+        <w:r>
+          <w:rPr>
+            <w:rFonts w:ascii="Arial" w:hAnsi="Arial" w:cs="Arial"/>
+            <w:webHidden/>
+            <w:sz w:val="20"/>
+            <w:szCs w:val="20"/>
+          </w:rPr>
+          <w:t>7</w:t>
+        </w:r>
+        <w:r>
+          <w:rPr>
+            <w:rFonts w:ascii="Arial" w:hAnsi="Arial" w:cs="Arial"/>
+            <w:webHidden/>
+            <w:sz w:val="20"/>
+            <w:szCs w:val="20"/>
+          </w:rPr>
+          <w:fldChar w:fldCharType="end"/>
+        </w:r>
+      </w:hyperlink>
+    </w:p>
+    <w:p>
+      <w:pPr>
+        <w:pStyle w:val="TOC1"/>
+        <w:rPr>
+          <w:rFonts w:ascii="Arial" w:eastAsiaTheme="minorEastAsia" w:hAnsi="Arial" w:cs="Arial"/>
+          <w:bCs w:val="0"/>
+          <w:iCs w:val="0"/>
+          <w:caps w:val="0"/>
+          <w:sz w:val="20"/>
+          <w:szCs w:val="20"/>
+        </w:rPr>
+      </w:pPr>
+      <w:hyperlink w:anchor="_Toc127804577" w:history="1">
+        <w:r>
+          <w:rPr>
+            <w:rStyle w:val="Hyperlink"/>
+            <w:rFonts w:ascii="Arial" w:hAnsi="Arial" w:cs="Arial"/>
+            <w:b/>
+            <w:sz w:val="20"/>
+            <w:szCs w:val="20"/>
+          </w:rPr>
+          <w:t>9.</w:t>
+        </w:r>
+        <w:r>
+          <w:rPr>
+            <w:rFonts w:ascii="Arial" w:eastAsiaTheme="minorEastAsia" w:hAnsi="Arial" w:cs="Arial"/>
+            <w:bCs w:val="0"/>
+            <w:iCs w:val="0"/>
+            <w:caps w:val="0"/>
+            <w:sz w:val="20"/>
+            <w:szCs w:val="20"/>
+          </w:rPr>
+          <w:tab/>
+        </w:r>
+        <w:r>
+          <w:rPr>
+            <w:rStyle w:val="Hyperlink"/>
+            <w:rFonts w:ascii="Arial" w:hAnsi="Arial" w:cs="Arial"/>
+            <w:b/>
+            <w:sz w:val="20"/>
+            <w:szCs w:val="20"/>
+          </w:rPr>
+          <w:t>PIRMINIŲ PASIŪLYMŲ NAGRINĖJIMAS</w:t>
+        </w:r>
+        <w:r>
+          <w:rPr>
+            <w:rFonts w:ascii="Arial" w:hAnsi="Arial" w:cs="Arial"/>
+            <w:webHidden/>
+            <w:sz w:val="20"/>
+            <w:szCs w:val="20"/>
+          </w:rPr>
+          <w:tab/>
+        </w:r>
+        <w:r>
+          <w:rPr>
+            <w:rFonts w:ascii="Arial" w:hAnsi="Arial" w:cs="Arial"/>
+            <w:webHidden/>
+            <w:sz w:val="20"/>
+            <w:szCs w:val="20"/>
+          </w:rPr>
+          <w:fldChar w:fldCharType="begin"/>
+        </w:r>
+        <w:r>
+          <w:rPr>
+            <w:rFonts w:ascii="Arial" w:hAnsi="Arial" w:cs="Arial"/>
+            <w:webHidden/>
+            <w:sz w:val="20"/>
+            <w:szCs w:val="20"/>
+          </w:rPr>
+          <w:instrText xml:space="preserve"> PAGEREF _Toc127804577 \h </w:instrText>
+        </w:r>
+        <w:r>
+          <w:rPr>
+            <w:rFonts w:ascii="Arial" w:hAnsi="Arial" w:cs="Arial"/>
+            <w:webHidden/>
+            <w:sz w:val="20"/>
+            <w:szCs w:val="20"/>
+          </w:rPr>
+        </w:r>
+        <w:r>
+          <w:rPr>
+            <w:rFonts w:ascii="Arial" w:hAnsi="Arial" w:cs="Arial"/>
+            <w:webHidden/>
+            <w:sz w:val="20"/>
+            <w:szCs w:val="20"/>
+          </w:rPr>
+          <w:fldChar w:fldCharType="separate"/>
+        </w:r>
+        <w:r>
+          <w:rPr>
+            <w:rFonts w:ascii="Arial" w:hAnsi="Arial" w:cs="Arial"/>
+            <w:webHidden/>
+            <w:sz w:val="20"/>
+            <w:szCs w:val="20"/>
+          </w:rPr>
+          <w:t>7</w:t>
+        </w:r>
+        <w:r>
+          <w:rPr>
+            <w:rFonts w:ascii="Arial" w:hAnsi="Arial" w:cs="Arial"/>
+            <w:webHidden/>
+            <w:sz w:val="20"/>
+            <w:szCs w:val="20"/>
+          </w:rPr>
+          <w:fldChar w:fldCharType="end"/>
+        </w:r>
+      </w:hyperlink>
+    </w:p>
+    <w:p>
+      <w:pPr>
+        <w:pStyle w:val="TOC1"/>
+        <w:rPr>
+          <w:rFonts w:ascii="Arial" w:eastAsiaTheme="minorEastAsia" w:hAnsi="Arial" w:cs="Arial"/>
+          <w:bCs w:val="0"/>
+          <w:iCs w:val="0"/>
+          <w:caps w:val="0"/>
+          <w:sz w:val="20"/>
+          <w:szCs w:val="20"/>
+        </w:rPr>
+      </w:pPr>
+      <w:hyperlink w:anchor="_Toc127804578" w:history="1">
+        <w:r>
+          <w:rPr>
+            <w:rStyle w:val="Hyperlink"/>
+            <w:rFonts w:ascii="Arial" w:hAnsi="Arial" w:cs="Arial"/>
+            <w:b/>
+            <w:sz w:val="20"/>
+            <w:szCs w:val="20"/>
+          </w:rPr>
+          <w:t>10.</w:t>
+        </w:r>
+        <w:r>
+          <w:rPr>
+            <w:rFonts w:ascii="Arial" w:eastAsiaTheme="minorEastAsia" w:hAnsi="Arial" w:cs="Arial"/>
+            <w:bCs w:val="0"/>
+            <w:iCs w:val="0"/>
+            <w:caps w:val="0"/>
+            <w:sz w:val="20"/>
+            <w:szCs w:val="20"/>
+          </w:rPr>
+          <w:tab/>
+        </w:r>
+        <w:r>
+          <w:rPr>
+            <w:rStyle w:val="Hyperlink"/>
+            <w:rFonts w:ascii="Arial" w:hAnsi="Arial" w:cs="Arial"/>
+            <w:b/>
+            <w:sz w:val="20"/>
+            <w:szCs w:val="20"/>
+          </w:rPr>
+          <w:t>DERYBOS</w:t>
+        </w:r>
+        <w:r>
+          <w:rPr>
+            <w:rFonts w:ascii="Arial" w:hAnsi="Arial" w:cs="Arial"/>
+            <w:webHidden/>
+            <w:sz w:val="20"/>
+            <w:szCs w:val="20"/>
+          </w:rPr>
+          <w:tab/>
+        </w:r>
+        <w:r>
+          <w:rPr>
+            <w:rFonts w:ascii="Arial" w:hAnsi="Arial" w:cs="Arial"/>
+            <w:webHidden/>
+            <w:sz w:val="20"/>
+            <w:szCs w:val="20"/>
+          </w:rPr>
+          <w:fldChar w:fldCharType="begin"/>
+        </w:r>
+        <w:r>
+          <w:rPr>
+            <w:rFonts w:ascii="Arial" w:hAnsi="Arial" w:cs="Arial"/>
+            <w:webHidden/>
+            <w:sz w:val="20"/>
+            <w:szCs w:val="20"/>
+          </w:rPr>
+          <w:instrText xml:space="preserve"> PAGEREF _Toc127804578 \h </w:instrText>
+        </w:r>
+        <w:r>
+          <w:rPr>
+            <w:rFonts w:ascii="Arial" w:hAnsi="Arial" w:cs="Arial"/>
+            <w:webHidden/>
+            <w:sz w:val="20"/>
+            <w:szCs w:val="20"/>
+          </w:rPr>
+        </w:r>
+        <w:r>
+          <w:rPr>
+            <w:rFonts w:ascii="Arial" w:hAnsi="Arial" w:cs="Arial"/>
+            <w:webHidden/>
+            <w:sz w:val="20"/>
+            <w:szCs w:val="20"/>
+          </w:rPr>
+          <w:fldChar w:fldCharType="separate"/>
+        </w:r>
+        <w:r>
+          <w:rPr>
+            <w:rFonts w:ascii="Arial" w:hAnsi="Arial" w:cs="Arial"/>
+            <w:webHidden/>
+            <w:sz w:val="20"/>
+            <w:szCs w:val="20"/>
+          </w:rPr>
+          <w:t>9</w:t>
+        </w:r>
+        <w:r>
+          <w:rPr>
+            <w:rFonts w:ascii="Arial" w:hAnsi="Arial" w:cs="Arial"/>
+            <w:webHidden/>
+            <w:sz w:val="20"/>
+            <w:szCs w:val="20"/>
+          </w:rPr>
+          <w:fldChar w:fldCharType="end"/>
+        </w:r>
+      </w:hyperlink>
+    </w:p>
+    <w:p>
+      <w:pPr>
+        <w:pStyle w:val="TOC1"/>
+        <w:rPr>
+          <w:rFonts w:ascii="Arial" w:eastAsiaTheme="minorEastAsia" w:hAnsi="Arial" w:cs="Arial"/>
+          <w:bCs w:val="0"/>
+          <w:iCs w:val="0"/>
+          <w:caps w:val="0"/>
+          <w:sz w:val="20"/>
+          <w:szCs w:val="20"/>
+        </w:rPr>
+      </w:pPr>
+      <w:hyperlink w:anchor="_Toc127804579" w:history="1">
+        <w:r>
+          <w:rPr>
+            <w:rStyle w:val="Hyperlink"/>
+            <w:rFonts w:ascii="Arial" w:hAnsi="Arial" w:cs="Arial"/>
+            <w:b/>
+            <w:sz w:val="20"/>
+            <w:szCs w:val="20"/>
+          </w:rPr>
+          <w:t>11.</w:t>
+        </w:r>
+        <w:r>
+          <w:rPr>
+            <w:rFonts w:ascii="Arial" w:eastAsiaTheme="minorEastAsia" w:hAnsi="Arial" w:cs="Arial"/>
+            <w:bCs w:val="0"/>
+            <w:iCs w:val="0"/>
+            <w:caps w:val="0"/>
+            <w:sz w:val="20"/>
+            <w:szCs w:val="20"/>
+          </w:rPr>
+          <w:tab/>
+        </w:r>
+        <w:r>
+          <w:rPr>
+            <w:rStyle w:val="Hyperlink"/>
+            <w:rFonts w:ascii="Arial" w:hAnsi="Arial" w:cs="Arial"/>
+            <w:b/>
+            <w:sz w:val="20"/>
+            <w:szCs w:val="20"/>
+          </w:rPr>
+          <w:t>GALUTINIŲ PASIŪLYMŲ NAGRINĖJIMAS IR VERTINIMAS</w:t>
+        </w:r>
+        <w:r>
+          <w:rPr>
+            <w:rFonts w:ascii="Arial" w:hAnsi="Arial" w:cs="Arial"/>
+            <w:webHidden/>
+            <w:sz w:val="20"/>
+            <w:szCs w:val="20"/>
+          </w:rPr>
+          <w:tab/>
+        </w:r>
+        <w:r>
+          <w:rPr>
+            <w:rFonts w:ascii="Arial" w:hAnsi="Arial" w:cs="Arial"/>
+            <w:webHidden/>
+            <w:sz w:val="20"/>
+            <w:szCs w:val="20"/>
+          </w:rPr>
+          <w:fldChar w:fldCharType="begin"/>
+        </w:r>
+        <w:r>
+          <w:rPr>
+            <w:rFonts w:ascii="Arial" w:hAnsi="Arial" w:cs="Arial"/>
+            <w:webHidden/>
+            <w:sz w:val="20"/>
+            <w:szCs w:val="20"/>
+          </w:rPr>
+          <w:instrText xml:space="preserve"> PAGEREF _Toc127804579 \h </w:instrText>
+        </w:r>
+        <w:r>
+          <w:rPr>
+            <w:rFonts w:ascii="Arial" w:hAnsi="Arial" w:cs="Arial"/>
+            <w:webHidden/>
+            <w:sz w:val="20"/>
+            <w:szCs w:val="20"/>
+          </w:rPr>
+        </w:r>
+        <w:r>
+          <w:rPr>
+            <w:rFonts w:ascii="Arial" w:hAnsi="Arial" w:cs="Arial"/>
+            <w:webHidden/>
+            <w:sz w:val="20"/>
+            <w:szCs w:val="20"/>
+          </w:rPr>
+          <w:fldChar w:fldCharType="separate"/>
+        </w:r>
+        <w:r>
+          <w:rPr>
+            <w:rFonts w:ascii="Arial" w:hAnsi="Arial" w:cs="Arial"/>
+            <w:webHidden/>
+            <w:sz w:val="20"/>
+            <w:szCs w:val="20"/>
+          </w:rPr>
+          <w:t>9</w:t>
+        </w:r>
+        <w:r>
+          <w:rPr>
+            <w:rFonts w:ascii="Arial" w:hAnsi="Arial" w:cs="Arial"/>
+            <w:webHidden/>
+            <w:sz w:val="20"/>
+            <w:szCs w:val="20"/>
+          </w:rPr>
+          <w:fldChar w:fldCharType="end"/>
+        </w:r>
+      </w:hyperlink>
+    </w:p>
+    <w:p>
+      <w:pPr>
+        <w:pStyle w:val="TOC1"/>
+        <w:rPr>
+          <w:rFonts w:ascii="Arial" w:eastAsiaTheme="minorEastAsia" w:hAnsi="Arial" w:cs="Arial"/>
+          <w:bCs w:val="0"/>
+          <w:iCs w:val="0"/>
+          <w:caps w:val="0"/>
+          <w:sz w:val="20"/>
+          <w:szCs w:val="20"/>
+        </w:rPr>
+      </w:pPr>
+      <w:hyperlink w:anchor="_Toc127804580" w:history="1">
+        <w:r>
+          <w:rPr>
+            <w:rStyle w:val="Hyperlink"/>
+            <w:rFonts w:ascii="Arial" w:hAnsi="Arial" w:cs="Arial"/>
+            <w:b/>
+            <w:sz w:val="20"/>
+            <w:szCs w:val="20"/>
+          </w:rPr>
+          <w:t>12.</w:t>
+        </w:r>
+        <w:r>
+          <w:rPr>
+            <w:rFonts w:ascii="Arial" w:eastAsiaTheme="minorEastAsia" w:hAnsi="Arial" w:cs="Arial"/>
+            <w:bCs w:val="0"/>
+            <w:iCs w:val="0"/>
+            <w:caps w:val="0"/>
+            <w:sz w:val="20"/>
+            <w:szCs w:val="20"/>
+          </w:rPr>
+          <w:tab/>
+        </w:r>
+        <w:r>
+          <w:rPr>
+            <w:rStyle w:val="Hyperlink"/>
+            <w:rFonts w:ascii="Arial" w:hAnsi="Arial" w:cs="Arial"/>
+            <w:b/>
+            <w:sz w:val="20"/>
+            <w:szCs w:val="20"/>
+          </w:rPr>
+          <w:t>PASIŪLYMŲ GALIOJIMAS</w:t>
+        </w:r>
+        <w:r>
+          <w:rPr>
+            <w:rFonts w:ascii="Arial" w:hAnsi="Arial" w:cs="Arial"/>
+            <w:webHidden/>
+            <w:sz w:val="20"/>
+            <w:szCs w:val="20"/>
+          </w:rPr>
+          <w:tab/>
+        </w:r>
+        <w:r>
+          <w:rPr>
+            <w:rFonts w:ascii="Arial" w:hAnsi="Arial" w:cs="Arial"/>
+            <w:webHidden/>
+            <w:sz w:val="20"/>
+            <w:szCs w:val="20"/>
+          </w:rPr>
+          <w:fldChar w:fldCharType="begin"/>
+        </w:r>
+        <w:r>
+          <w:rPr>
+            <w:rFonts w:ascii="Arial" w:hAnsi="Arial" w:cs="Arial"/>
+            <w:webHidden/>
+            <w:sz w:val="20"/>
+            <w:szCs w:val="20"/>
+          </w:rPr>
+          <w:instrText xml:space="preserve"> PAGEREF _Toc127804580 \h </w:instrText>
+        </w:r>
+        <w:r>
+          <w:rPr>
+            <w:rFonts w:ascii="Arial" w:hAnsi="Arial" w:cs="Arial"/>
+            <w:webHidden/>
+            <w:sz w:val="20"/>
+            <w:szCs w:val="20"/>
+          </w:rPr>
+        </w:r>
+        <w:r>
+          <w:rPr>
+            <w:rFonts w:ascii="Arial" w:hAnsi="Arial" w:cs="Arial"/>
+            <w:webHidden/>
+            <w:sz w:val="20"/>
+            <w:szCs w:val="20"/>
+          </w:rPr>
+          <w:fldChar w:fldCharType="separate"/>
+        </w:r>
+        <w:r>
+          <w:rPr>
+            <w:rFonts w:ascii="Arial" w:hAnsi="Arial" w:cs="Arial"/>
+            <w:webHidden/>
+            <w:sz w:val="20"/>
+            <w:szCs w:val="20"/>
+          </w:rPr>
+          <w:t>13</w:t>
+        </w:r>
+        <w:r>
+          <w:rPr>
+            <w:rFonts w:ascii="Arial" w:hAnsi="Arial" w:cs="Arial"/>
+            <w:webHidden/>
+            <w:sz w:val="20"/>
+            <w:szCs w:val="20"/>
+          </w:rPr>
+          <w:fldChar w:fldCharType="end"/>
+        </w:r>
+      </w:hyperlink>
+    </w:p>
+    <w:p>
+      <w:pPr>
+        <w:pStyle w:val="TOC1"/>
+        <w:rPr>
+          <w:rFonts w:ascii="Arial" w:eastAsiaTheme="minorEastAsia" w:hAnsi="Arial" w:cs="Arial"/>
+          <w:bCs w:val="0"/>
+          <w:iCs w:val="0"/>
+          <w:caps w:val="0"/>
+          <w:sz w:val="20"/>
+          <w:szCs w:val="20"/>
+        </w:rPr>
+      </w:pPr>
+      <w:hyperlink w:anchor="_Toc127804581" w:history="1">
+        <w:r>
+          <w:rPr>
+            <w:rStyle w:val="Hyperlink"/>
+            <w:rFonts w:ascii="Arial" w:hAnsi="Arial" w:cs="Arial"/>
+            <w:b/>
+            <w:sz w:val="20"/>
+            <w:szCs w:val="20"/>
+          </w:rPr>
+          <w:t>13.</w:t>
+        </w:r>
+        <w:r>
+          <w:rPr>
+            <w:rFonts w:ascii="Arial" w:eastAsiaTheme="minorEastAsia" w:hAnsi="Arial" w:cs="Arial"/>
+            <w:bCs w:val="0"/>
+            <w:iCs w:val="0"/>
+            <w:caps w:val="0"/>
+            <w:sz w:val="20"/>
+            <w:szCs w:val="20"/>
+          </w:rPr>
+          <w:tab/>
+        </w:r>
+        <w:r>
+          <w:rPr>
+            <w:rStyle w:val="Hyperlink"/>
+            <w:rFonts w:ascii="Arial" w:hAnsi="Arial" w:cs="Arial"/>
+            <w:b/>
+            <w:sz w:val="20"/>
+            <w:szCs w:val="20"/>
+          </w:rPr>
+          <w:t>GALUTINIO PASIŪLYMO ŠIFRAVIMAS</w:t>
+        </w:r>
+        <w:r>
+          <w:rPr>
+            <w:rFonts w:ascii="Arial" w:hAnsi="Arial" w:cs="Arial"/>
+            <w:webHidden/>
+            <w:sz w:val="20"/>
+            <w:szCs w:val="20"/>
+          </w:rPr>
+          <w:tab/>
+        </w:r>
+        <w:r>
+          <w:rPr>
+            <w:rFonts w:ascii="Arial" w:hAnsi="Arial" w:cs="Arial"/>
+            <w:webHidden/>
+            <w:sz w:val="20"/>
+            <w:szCs w:val="20"/>
+          </w:rPr>
+          <w:fldChar w:fldCharType="begin"/>
+        </w:r>
+        <w:r>
+          <w:rPr>
+            <w:rFonts w:ascii="Arial" w:hAnsi="Arial" w:cs="Arial"/>
+            <w:webHidden/>
+            <w:sz w:val="20"/>
+            <w:szCs w:val="20"/>
+          </w:rPr>
+          <w:instrText xml:space="preserve"> PAGEREF _Toc127804581 \h </w:instrText>
+        </w:r>
+        <w:r>
+          <w:rPr>
+            <w:rFonts w:ascii="Arial" w:hAnsi="Arial" w:cs="Arial"/>
+            <w:webHidden/>
+            <w:sz w:val="20"/>
+            <w:szCs w:val="20"/>
+          </w:rPr>
+        </w:r>
+        <w:r>
+          <w:rPr>
+            <w:rFonts w:ascii="Arial" w:hAnsi="Arial" w:cs="Arial"/>
+            <w:webHidden/>
+            <w:sz w:val="20"/>
+            <w:szCs w:val="20"/>
+          </w:rPr>
+          <w:fldChar w:fldCharType="separate"/>
+        </w:r>
+        <w:r>
+          <w:rPr>
+            <w:rFonts w:ascii="Arial" w:hAnsi="Arial" w:cs="Arial"/>
+            <w:webHidden/>
+            <w:sz w:val="20"/>
+            <w:szCs w:val="20"/>
+          </w:rPr>
+          <w:t>13</w:t>
+        </w:r>
+        <w:r>
+          <w:rPr>
+            <w:rFonts w:ascii="Arial" w:hAnsi="Arial" w:cs="Arial"/>
+            <w:webHidden/>
+            <w:sz w:val="20"/>
+            <w:szCs w:val="20"/>
+          </w:rPr>
+          <w:fldChar w:fldCharType="end"/>
+        </w:r>
+      </w:hyperlink>
+    </w:p>
+    <w:p>
+      <w:pPr>
+        <w:pStyle w:val="TOC1"/>
+        <w:rPr>
+          <w:rFonts w:ascii="Arial" w:eastAsiaTheme="minorEastAsia" w:hAnsi="Arial" w:cs="Arial"/>
+          <w:bCs w:val="0"/>
+          <w:iCs w:val="0"/>
+          <w:caps w:val="0"/>
+          <w:sz w:val="20"/>
+          <w:szCs w:val="20"/>
+        </w:rPr>
+      </w:pPr>
+      <w:hyperlink w:anchor="_Toc127804582" w:history="1">
+        <w:r>
+          <w:rPr>
+            <w:rStyle w:val="Hyperlink"/>
+            <w:rFonts w:ascii="Arial" w:hAnsi="Arial" w:cs="Arial"/>
+            <w:b/>
+            <w:sz w:val="20"/>
+            <w:szCs w:val="20"/>
+          </w:rPr>
+          <w:t>14.</w:t>
+        </w:r>
+        <w:r>
+          <w:rPr>
+            <w:rFonts w:ascii="Arial" w:eastAsiaTheme="minorEastAsia" w:hAnsi="Arial" w:cs="Arial"/>
+            <w:bCs w:val="0"/>
+            <w:iCs w:val="0"/>
+            <w:caps w:val="0"/>
+            <w:sz w:val="20"/>
+            <w:szCs w:val="20"/>
+          </w:rPr>
+          <w:tab/>
+        </w:r>
+        <w:r>
+          <w:rPr>
+            <w:rStyle w:val="Hyperlink"/>
+            <w:rFonts w:ascii="Arial" w:hAnsi="Arial" w:cs="Arial"/>
+            <w:b/>
+            <w:sz w:val="20"/>
+            <w:szCs w:val="20"/>
+          </w:rPr>
+          <w:t>PRETENZIJŲ NAGRINĖJIMO TVARKA</w:t>
+        </w:r>
+        <w:r>
+          <w:rPr>
+            <w:rFonts w:ascii="Arial" w:hAnsi="Arial" w:cs="Arial"/>
+            <w:webHidden/>
+            <w:sz w:val="20"/>
+            <w:szCs w:val="20"/>
+          </w:rPr>
+          <w:tab/>
+        </w:r>
+        <w:r>
+          <w:rPr>
+            <w:rFonts w:ascii="Arial" w:hAnsi="Arial" w:cs="Arial"/>
+            <w:webHidden/>
+            <w:sz w:val="20"/>
+            <w:szCs w:val="20"/>
+          </w:rPr>
+          <w:fldChar w:fldCharType="begin"/>
+        </w:r>
+        <w:r>
+          <w:rPr>
+            <w:rFonts w:ascii="Arial" w:hAnsi="Arial" w:cs="Arial"/>
+            <w:webHidden/>
+            <w:sz w:val="20"/>
+            <w:szCs w:val="20"/>
+          </w:rPr>
+          <w:instrText xml:space="preserve"> PAGEREF _Toc127804582 \h </w:instrText>
+        </w:r>
+        <w:r>
+          <w:rPr>
+            <w:rFonts w:ascii="Arial" w:hAnsi="Arial" w:cs="Arial"/>
+            <w:webHidden/>
+            <w:sz w:val="20"/>
+            <w:szCs w:val="20"/>
+          </w:rPr>
+        </w:r>
+        <w:r>
+          <w:rPr>
+            <w:rFonts w:ascii="Arial" w:hAnsi="Arial" w:cs="Arial"/>
+            <w:webHidden/>
+            <w:sz w:val="20"/>
+            <w:szCs w:val="20"/>
+          </w:rPr>
+          <w:fldChar w:fldCharType="separate"/>
+        </w:r>
+        <w:r>
+          <w:rPr>
+            <w:rFonts w:ascii="Arial" w:hAnsi="Arial" w:cs="Arial"/>
+            <w:webHidden/>
+            <w:sz w:val="20"/>
+            <w:szCs w:val="20"/>
+          </w:rPr>
+          <w:t>14</w:t>
+        </w:r>
+        <w:r>
+          <w:rPr>
+            <w:rFonts w:ascii="Arial" w:hAnsi="Arial" w:cs="Arial"/>
+            <w:webHidden/>
+            <w:sz w:val="20"/>
+            <w:szCs w:val="20"/>
+          </w:rPr>
+          <w:fldChar w:fldCharType="end"/>
+        </w:r>
+      </w:hyperlink>
+    </w:p>
+    <w:p>
+      <w:pPr>
+        <w:pStyle w:val="TOC1"/>
+        <w:rPr>
+          <w:rFonts w:ascii="Arial" w:eastAsiaTheme="minorEastAsia" w:hAnsi="Arial" w:cs="Arial"/>
+          <w:bCs w:val="0"/>
+          <w:iCs w:val="0"/>
+          <w:caps w:val="0"/>
+          <w:sz w:val="20"/>
+          <w:szCs w:val="20"/>
+        </w:rPr>
+      </w:pPr>
+      <w:hyperlink w:anchor="_Toc127804583" w:history="1">
+        <w:r>
+          <w:rPr>
+            <w:rStyle w:val="Hyperlink"/>
+            <w:rFonts w:ascii="Arial" w:hAnsi="Arial" w:cs="Arial"/>
+            <w:b/>
+            <w:sz w:val="20"/>
+            <w:szCs w:val="20"/>
+          </w:rPr>
+          <w:t>15.</w:t>
+        </w:r>
+        <w:r>
+          <w:rPr>
+            <w:rFonts w:ascii="Arial" w:eastAsiaTheme="minorEastAsia" w:hAnsi="Arial" w:cs="Arial"/>
+            <w:bCs w:val="0"/>
+            <w:iCs w:val="0"/>
+            <w:caps w:val="0"/>
+            <w:sz w:val="20"/>
+            <w:szCs w:val="20"/>
+          </w:rPr>
+          <w:tab/>
+        </w:r>
+        <w:r>
+          <w:rPr>
+            <w:rStyle w:val="Hyperlink"/>
+            <w:rFonts w:ascii="Arial" w:hAnsi="Arial" w:cs="Arial"/>
+            <w:b/>
+            <w:sz w:val="20"/>
+            <w:szCs w:val="20"/>
+          </w:rPr>
+          <w:t>SUTARTIES TERMINAI IR SĄLYGOS</w:t>
+        </w:r>
+        <w:r>
+          <w:rPr>
+            <w:rFonts w:ascii="Arial" w:hAnsi="Arial" w:cs="Arial"/>
+            <w:webHidden/>
+            <w:sz w:val="20"/>
+            <w:szCs w:val="20"/>
+          </w:rPr>
+          <w:tab/>
+        </w:r>
+        <w:r>
+          <w:rPr>
+            <w:rFonts w:ascii="Arial" w:hAnsi="Arial" w:cs="Arial"/>
+            <w:webHidden/>
+            <w:sz w:val="20"/>
+            <w:szCs w:val="20"/>
+          </w:rPr>
+          <w:fldChar w:fldCharType="begin"/>
+        </w:r>
+        <w:r>
+          <w:rPr>
+            <w:rFonts w:ascii="Arial" w:hAnsi="Arial" w:cs="Arial"/>
+            <w:webHidden/>
+            <w:sz w:val="20"/>
+            <w:szCs w:val="20"/>
+          </w:rPr>
+          <w:instrText xml:space="preserve"> PAGEREF _Toc127804583 \h </w:instrText>
+        </w:r>
+        <w:r>
+          <w:rPr>
+            <w:rFonts w:ascii="Arial" w:hAnsi="Arial" w:cs="Arial"/>
+            <w:webHidden/>
+            <w:sz w:val="20"/>
+            <w:szCs w:val="20"/>
+          </w:rPr>
+        </w:r>
+        <w:r>
+          <w:rPr>
+            <w:rFonts w:ascii="Arial" w:hAnsi="Arial" w:cs="Arial"/>
+            <w:webHidden/>
+            <w:sz w:val="20"/>
+            <w:szCs w:val="20"/>
+          </w:rPr>
+          <w:fldChar w:fldCharType="separate"/>
+        </w:r>
+        <w:r>
+          <w:rPr>
+            <w:rFonts w:ascii="Arial" w:hAnsi="Arial" w:cs="Arial"/>
+            <w:webHidden/>
+            <w:sz w:val="20"/>
+            <w:szCs w:val="20"/>
+          </w:rPr>
+          <w:t>14</w:t>
+        </w:r>
+        <w:r>
+          <w:rPr>
+            <w:rFonts w:ascii="Arial" w:hAnsi="Arial" w:cs="Arial"/>
+            <w:webHidden/>
+            <w:sz w:val="20"/>
+            <w:szCs w:val="20"/>
+          </w:rPr>
+          <w:fldChar w:fldCharType="end"/>
+        </w:r>
+      </w:hyperlink>
+    </w:p>
+    <w:p>
+      <w:pPr>
+        <w:pStyle w:val="TOC1"/>
+        <w:rPr>
+          <w:rFonts w:ascii="Arial" w:eastAsiaTheme="minorEastAsia" w:hAnsi="Arial" w:cs="Arial"/>
+          <w:bCs w:val="0"/>
+          <w:iCs w:val="0"/>
+          <w:caps w:val="0"/>
+          <w:sz w:val="20"/>
+          <w:szCs w:val="20"/>
+        </w:rPr>
+      </w:pPr>
+      <w:hyperlink w:anchor="_Toc127804584" w:history="1">
+        <w:r>
+          <w:rPr>
+            <w:rStyle w:val="Hyperlink"/>
+            <w:rFonts w:ascii="Arial" w:hAnsi="Arial" w:cs="Arial"/>
+            <w:b/>
+            <w:sz w:val="20"/>
+            <w:szCs w:val="20"/>
+          </w:rPr>
+          <w:t>16.</w:t>
+        </w:r>
+        <w:r>
+          <w:rPr>
+            <w:rFonts w:ascii="Arial" w:eastAsiaTheme="minorEastAsia" w:hAnsi="Arial" w:cs="Arial"/>
+            <w:bCs w:val="0"/>
+            <w:iCs w:val="0"/>
+            <w:caps w:val="0"/>
+            <w:sz w:val="20"/>
+            <w:szCs w:val="20"/>
+          </w:rPr>
+          <w:tab/>
+        </w:r>
+        <w:r>
+          <w:rPr>
+            <w:rStyle w:val="Hyperlink"/>
+            <w:rFonts w:ascii="Arial" w:hAnsi="Arial" w:cs="Arial"/>
+            <w:b/>
+            <w:sz w:val="20"/>
+            <w:szCs w:val="20"/>
+          </w:rPr>
+          <w:t>PAPILDOMOS INFORMACIJOS PATEIKIMAS</w:t>
+        </w:r>
+        <w:r>
+          <w:rPr>
+            <w:rFonts w:ascii="Arial" w:hAnsi="Arial" w:cs="Arial"/>
+            <w:webHidden/>
+            <w:sz w:val="20"/>
+            <w:szCs w:val="20"/>
+          </w:rPr>
+          <w:tab/>
+        </w:r>
+        <w:r>
+          <w:rPr>
+            <w:rFonts w:ascii="Arial" w:hAnsi="Arial" w:cs="Arial"/>
+            <w:webHidden/>
+            <w:sz w:val="20"/>
+            <w:szCs w:val="20"/>
+          </w:rPr>
+          <w:fldChar w:fldCharType="begin"/>
+        </w:r>
+        <w:r>
+          <w:rPr>
+            <w:rFonts w:ascii="Arial" w:hAnsi="Arial" w:cs="Arial"/>
+            <w:webHidden/>
+            <w:sz w:val="20"/>
+            <w:szCs w:val="20"/>
+          </w:rPr>
+          <w:instrText xml:space="preserve"> PAGEREF _Toc127804584 \h </w:instrText>
+        </w:r>
+        <w:r>
+          <w:rPr>
+            <w:rFonts w:ascii="Arial" w:hAnsi="Arial" w:cs="Arial"/>
+            <w:webHidden/>
+            <w:sz w:val="20"/>
+            <w:szCs w:val="20"/>
+          </w:rPr>
+        </w:r>
+        <w:r>
+          <w:rPr>
+            <w:rFonts w:ascii="Arial" w:hAnsi="Arial" w:cs="Arial"/>
+            <w:webHidden/>
+            <w:sz w:val="20"/>
+            <w:szCs w:val="20"/>
+          </w:rPr>
+          <w:fldChar w:fldCharType="separate"/>
+        </w:r>
+        <w:r>
+          <w:rPr>
+            <w:rFonts w:ascii="Arial" w:hAnsi="Arial" w:cs="Arial"/>
+            <w:webHidden/>
+            <w:sz w:val="20"/>
+            <w:szCs w:val="20"/>
+          </w:rPr>
+          <w:t>14</w:t>
+        </w:r>
+        <w:r>
+          <w:rPr>
+            <w:rFonts w:ascii="Arial" w:hAnsi="Arial" w:cs="Arial"/>
+            <w:webHidden/>
+            <w:sz w:val="20"/>
+            <w:szCs w:val="20"/>
+          </w:rPr>
+          <w:fldChar w:fldCharType="end"/>
+        </w:r>
+      </w:hyperlink>
+    </w:p>
+    <w:p>
+      <w:pPr>
+        <w:pStyle w:val="TOC1"/>
+        <w:rPr>
+          <w:rFonts w:ascii="Arial" w:eastAsiaTheme="minorEastAsia" w:hAnsi="Arial" w:cs="Arial"/>
+          <w:bCs w:val="0"/>
+          <w:iCs w:val="0"/>
+          <w:caps w:val="0"/>
+          <w:sz w:val="20"/>
+          <w:szCs w:val="20"/>
+        </w:rPr>
+      </w:pPr>
+      <w:hyperlink w:anchor="_Toc127804585" w:history="1">
+        <w:r>
+          <w:rPr>
+            <w:rStyle w:val="Hyperlink"/>
+            <w:rFonts w:ascii="Arial" w:hAnsi="Arial" w:cs="Arial"/>
+            <w:b/>
+            <w:sz w:val="20"/>
+            <w:szCs w:val="20"/>
+          </w:rPr>
+          <w:t>17.</w:t>
+        </w:r>
+        <w:r>
+          <w:rPr>
+            <w:rFonts w:ascii="Arial" w:eastAsiaTheme="minorEastAsia" w:hAnsi="Arial" w:cs="Arial"/>
+            <w:bCs w:val="0"/>
+            <w:iCs w:val="0"/>
+            <w:caps w:val="0"/>
+            <w:sz w:val="20"/>
+            <w:szCs w:val="20"/>
+          </w:rPr>
+          <w:tab/>
+        </w:r>
+        <w:r>
+          <w:rPr>
+            <w:rStyle w:val="Hyperlink"/>
+            <w:rFonts w:ascii="Arial" w:hAnsi="Arial" w:cs="Arial"/>
+            <w:b/>
+            <w:sz w:val="20"/>
+            <w:szCs w:val="20"/>
+          </w:rPr>
+          <w:t>ATITIKTIES NACIONALINIO SAUGUMO INTERESAMS PATIKRA</w:t>
+        </w:r>
+        <w:r>
+          <w:rPr>
+            <w:rFonts w:ascii="Arial" w:hAnsi="Arial" w:cs="Arial"/>
+            <w:webHidden/>
+            <w:sz w:val="20"/>
+            <w:szCs w:val="20"/>
+          </w:rPr>
+          <w:tab/>
+        </w:r>
+        <w:r>
+          <w:rPr>
+            <w:rFonts w:ascii="Arial" w:hAnsi="Arial" w:cs="Arial"/>
+            <w:webHidden/>
+            <w:sz w:val="20"/>
+            <w:szCs w:val="20"/>
+          </w:rPr>
+          <w:fldChar w:fldCharType="begin"/>
+        </w:r>
+        <w:r>
+          <w:rPr>
+            <w:rFonts w:ascii="Arial" w:hAnsi="Arial" w:cs="Arial"/>
+            <w:webHidden/>
+            <w:sz w:val="20"/>
+            <w:szCs w:val="20"/>
+          </w:rPr>
+          <w:instrText xml:space="preserve"> PAGEREF _Toc127804585 \h </w:instrText>
+        </w:r>
+        <w:r>
+          <w:rPr>
+            <w:rFonts w:ascii="Arial" w:hAnsi="Arial" w:cs="Arial"/>
+            <w:webHidden/>
+            <w:sz w:val="20"/>
+            <w:szCs w:val="20"/>
+          </w:rPr>
+        </w:r>
+        <w:r>
+          <w:rPr>
+            <w:rFonts w:ascii="Arial" w:hAnsi="Arial" w:cs="Arial"/>
+            <w:webHidden/>
+            <w:sz w:val="20"/>
+            <w:szCs w:val="20"/>
+          </w:rPr>
+          <w:fldChar w:fldCharType="separate"/>
+        </w:r>
+        <w:r>
+          <w:rPr>
+            <w:rFonts w:ascii="Arial" w:hAnsi="Arial" w:cs="Arial"/>
+            <w:webHidden/>
+            <w:sz w:val="20"/>
+            <w:szCs w:val="20"/>
+          </w:rPr>
+          <w:t>15</w:t>
+        </w:r>
+        <w:r>
+          <w:rPr>
+            <w:rFonts w:ascii="Arial" w:hAnsi="Arial" w:cs="Arial"/>
+            <w:webHidden/>
+            <w:sz w:val="20"/>
+            <w:szCs w:val="20"/>
+          </w:rPr>
+          <w:fldChar w:fldCharType="end"/>
+        </w:r>
+      </w:hyperlink>
     </w:p>
     <w:p>
       <w:pPr>
@@ -176,7 +2046,18 @@
           <w:lang w:eastAsia="lt-LT"/>
         </w:rPr>
       </w:pPr>
-      <w:bookmarkStart w:id="1" w:name="_Toc147739116"/>
+      <w:r>
+        <w:rPr>
+          <w:rFonts w:ascii="Arial" w:hAnsi="Arial" w:cs="Arial"/>
+          <w:bCs/>
+          <w:iCs/>
+          <w:caps/>
+          <w:sz w:val="20"/>
+          <w:szCs w:val="20"/>
+          <w:lang w:eastAsia="lt-LT"/>
+        </w:rPr>
+        <w:fldChar w:fldCharType="end"/>
+      </w:r>
     </w:p>
     <w:p>
       <w:pPr>
@@ -916,7 +2797,7 @@
           <w:sz w:val="20"/>
           <w:szCs w:val="20"/>
         </w:rPr>
-        <w:t>/ĮMONĖS PAVADINIMAS/</w:t>
+        <w:t>ĮMONĖS PAVADINIMAS</w:t>
       </w:r>
       <w:r>
         <w:rPr>
@@ -1040,7 +2921,7 @@
         </w:rPr>
         <w:t>a) juridinių asmenų atveju – asmenys, kurių metinė finansinė atskaitomybė turi būti konsoliduota pagal Lietuvos Respublikos įmonių grupių konsoliduotosios finansinės atskaitomybės įstatymą, arba asmenys, kurių metinė finansinė atskaitomybė turi būti konsoliduota pagal kitų valstybių teisės aktus, įgyvendinančius Direktyvoje </w:t>
       </w:r>
-      <w:hyperlink r:id="rId8" w:tgtFrame="_blank" w:history="1">
+      <w:hyperlink r:id="rId7" w:tgtFrame="_blank" w:history="1">
         <w:r>
           <w:rPr>
             <w:sz w:val="20"/>
@@ -1212,7 +3093,6 @@
           <w:szCs w:val="20"/>
         </w:rPr>
       </w:pPr>
-      <w:proofErr w:type="spellStart"/>
       <w:r>
         <w:rPr>
           <w:rFonts w:ascii="Arial" w:hAnsi="Arial" w:cs="Arial"/>
@@ -1223,7 +3103,6 @@
         </w:rPr>
         <w:t>Kvazisubtiekėjas</w:t>
       </w:r>
-      <w:proofErr w:type="spellEnd"/>
       <w:r>
         <w:rPr>
           <w:rFonts w:ascii="Arial" w:hAnsi="Arial" w:cs="Arial"/>
@@ -1811,7 +3690,7 @@
           <w:sz w:val="20"/>
           <w:szCs w:val="20"/>
         </w:rPr>
-        <w:t>/ĮMONĖS PAVADINIMAS/</w:t>
+        <w:t>ĮMONĖS PAVADINIMAS</w:t>
       </w:r>
       <w:r>
         <w:rPr>
@@ -1982,7 +3861,7 @@
           <w:sz w:val="20"/>
           <w:szCs w:val="20"/>
         </w:rPr>
-        <w:t>/ĮMONĖS PAVADINIMAS/</w:t>
+        <w:t>ĮMONĖS PAVADINIMAS</w:t>
       </w:r>
       <w:r>
         <w:rPr>
@@ -2265,7 +4144,6 @@
           <w:sz w:val="20"/>
           <w:szCs w:val="20"/>
         </w:rPr>
-        <w:lastRenderedPageBreak/>
         <w:t>PĮ</w:t>
       </w:r>
       <w:r>
@@ -2304,6 +4182,7 @@
           <w:sz w:val="20"/>
           <w:szCs w:val="20"/>
         </w:rPr>
+        <w:lastRenderedPageBreak/>
         <w:t xml:space="preserve">Preliminarioji sutartis </w:t>
       </w:r>
       <w:r>
@@ -3944,7 +5823,6 @@
           <w:sz w:val="20"/>
           <w:szCs w:val="20"/>
         </w:rPr>
-        <w:lastRenderedPageBreak/>
         <w:t>Bet kokie</w:t>
       </w:r>
       <w:r>
@@ -4079,6 +5957,7 @@
           <w:sz w:val="20"/>
           <w:szCs w:val="20"/>
         </w:rPr>
+        <w:lastRenderedPageBreak/>
         <w:t>PIRKIMO OBJEKTAS</w:t>
       </w:r>
       <w:bookmarkStart w:id="29" w:name="_Toc60479639"/>
@@ -6000,18 +7879,8 @@
           <w:sz w:val="20"/>
           <w:szCs w:val="20"/>
         </w:rPr>
-        <w:t xml:space="preserve">, ir </w:t>
-      </w:r>
-      <w:proofErr w:type="spellStart"/>
-      <w:r>
-        <w:rPr>
-          <w:rFonts w:ascii="Arial" w:hAnsi="Arial" w:cs="Arial"/>
-          <w:sz w:val="20"/>
-          <w:szCs w:val="20"/>
-        </w:rPr>
-        <w:t>Kvazisubtiekėjus</w:t>
-      </w:r>
-      <w:proofErr w:type="spellEnd"/>
+        <w:t>, ir Kvazisubtiekėjus</w:t>
+      </w:r>
       <w:r>
         <w:rPr>
           <w:rFonts w:ascii="Arial" w:hAnsi="Arial" w:cs="Arial"/>
@@ -6066,16 +7935,7 @@
           <w:sz w:val="20"/>
           <w:szCs w:val="20"/>
         </w:rPr>
-        <w:t xml:space="preserve">, </w:t>
-      </w:r>
-      <w:r>
-        <w:rPr>
-          <w:rFonts w:ascii="Arial" w:hAnsi="Arial" w:cs="Arial"/>
-          <w:sz w:val="20"/>
-          <w:szCs w:val="20"/>
-        </w:rPr>
-        <w:lastRenderedPageBreak/>
-        <w:t xml:space="preserve">siekiant atitikti Pirkimo </w:t>
+        <w:t xml:space="preserve">, siekiant atitikti Pirkimo </w:t>
       </w:r>
       <w:r>
         <w:rPr>
@@ -6115,25 +7975,7 @@
           <w:sz w:val="20"/>
           <w:szCs w:val="20"/>
         </w:rPr>
-        <w:t xml:space="preserve"> ir/ar </w:t>
-      </w:r>
-      <w:proofErr w:type="spellStart"/>
-      <w:r>
-        <w:rPr>
-          <w:rFonts w:ascii="Arial" w:hAnsi="Arial" w:cs="Arial"/>
-          <w:sz w:val="20"/>
-          <w:szCs w:val="20"/>
-        </w:rPr>
-        <w:t>Kvazisubtiekėjų</w:t>
-      </w:r>
-      <w:proofErr w:type="spellEnd"/>
-      <w:r>
-        <w:rPr>
-          <w:rFonts w:ascii="Arial" w:hAnsi="Arial" w:cs="Arial"/>
-          <w:sz w:val="20"/>
-          <w:szCs w:val="20"/>
-        </w:rPr>
-        <w:t>,</w:t>
+        <w:t xml:space="preserve"> ir/ar Kvazisubtiekėjų,</w:t>
       </w:r>
       <w:r>
         <w:rPr>
@@ -6319,7 +8161,16 @@
           <w:sz w:val="20"/>
           <w:szCs w:val="20"/>
         </w:rPr>
-        <w:t xml:space="preserve">, jeigu jie yra žinomi. Tais atvejais, kai Tiekėjas naudojasi (naudosis) trečiųjų asmenų, kurie tiesiogiai aktyviai, savo veiksmais neprisidės prie Perkančiojo subjekto poreikio įsigyti Pirkimo objektą tenkinimo (tiesiogiai neteiks dalies paslaugų, nevykdys dalies darbų, tiesiogiai neprisidės prie prekių tiekimo, neprisiims solidarios atsakomybės už </w:t>
+        <w:t xml:space="preserve">, jeigu jie yra žinomi. Tais atvejais, kai Tiekėjas naudojasi </w:t>
+      </w:r>
+      <w:r>
+        <w:rPr>
+          <w:rFonts w:ascii="Arial" w:hAnsi="Arial" w:cs="Arial"/>
+          <w:sz w:val="20"/>
+          <w:szCs w:val="20"/>
+        </w:rPr>
+        <w:lastRenderedPageBreak/>
+        <w:t xml:space="preserve">(naudosis) trečiųjų asmenų, kurie tiesiogiai aktyviai, savo veiksmais neprisidės prie Perkančiojo subjekto poreikio įsigyti Pirkimo objektą tenkinimo (tiesiogiai neteiks dalies paslaugų, nevykdys dalies darbų, tiesiogiai neprisidės prie prekių tiekimo, neprisiims solidarios atsakomybės už </w:t>
       </w:r>
       <w:r>
         <w:rPr>
@@ -6651,7 +8502,6 @@
         </w:rPr>
         <w:t xml:space="preserve"> </w:t>
       </w:r>
-      <w:proofErr w:type="spellStart"/>
       <w:r>
         <w:rPr>
           <w:rFonts w:ascii="Arial" w:hAnsi="Arial" w:cs="Arial"/>
@@ -6662,7 +8512,6 @@
         </w:rPr>
         <w:t>Kvazisubtiekėjas</w:t>
       </w:r>
-      <w:proofErr w:type="spellEnd"/>
       <w:r>
         <w:rPr>
           <w:rFonts w:ascii="Arial" w:hAnsi="Arial" w:cs="Arial"/>
@@ -6924,9 +8773,8 @@
           <w:szCs w:val="20"/>
           <w:shd w:val="clear" w:color="auto" w:fill="FFFFFF"/>
         </w:rPr>
-        <w:t xml:space="preserve">ar profesinės </w:t>
-      </w:r>
-      <w:proofErr w:type="spellStart"/>
+        <w:t>ar profesinės patirties</w:t>
+      </w:r>
       <w:r>
         <w:rPr>
           <w:rFonts w:ascii="Arial" w:hAnsi="Arial" w:cs="Arial"/>
@@ -6935,7 +8783,7 @@
           <w:szCs w:val="20"/>
           <w:shd w:val="clear" w:color="auto" w:fill="FFFFFF"/>
         </w:rPr>
-        <w:t>patirties</w:t>
+        <w:t>,</w:t>
       </w:r>
       <w:r>
         <w:rPr>
@@ -6945,7 +8793,7 @@
           <w:szCs w:val="20"/>
           <w:shd w:val="clear" w:color="auto" w:fill="FFFFFF"/>
         </w:rPr>
-        <w:t>,</w:t>
+        <w:t>T</w:t>
       </w:r>
       <w:r>
         <w:rPr>
@@ -6955,28 +8803,7 @@
           <w:szCs w:val="20"/>
           <w:shd w:val="clear" w:color="auto" w:fill="FFFFFF"/>
         </w:rPr>
-        <w:t>T</w:t>
-      </w:r>
-      <w:r>
-        <w:rPr>
-          <w:rFonts w:ascii="Arial" w:hAnsi="Arial" w:cs="Arial"/>
-          <w:color w:val="000000"/>
-          <w:sz w:val="20"/>
-          <w:szCs w:val="20"/>
-          <w:shd w:val="clear" w:color="auto" w:fill="FFFFFF"/>
-        </w:rPr>
-        <w:t>iekėjas</w:t>
-      </w:r>
-      <w:proofErr w:type="spellEnd"/>
-      <w:r>
-        <w:rPr>
-          <w:rFonts w:ascii="Arial" w:hAnsi="Arial" w:cs="Arial"/>
-          <w:color w:val="000000"/>
-          <w:sz w:val="20"/>
-          <w:szCs w:val="20"/>
-          <w:shd w:val="clear" w:color="auto" w:fill="FFFFFF"/>
-        </w:rPr>
-        <w:t xml:space="preserve"> gali remtis kitų </w:t>
+        <w:t xml:space="preserve">iekėjas gali remtis kitų </w:t>
       </w:r>
       <w:r>
         <w:rPr>
@@ -7302,19 +9129,8 @@
           <w:sz w:val="20"/>
           <w:szCs w:val="20"/>
         </w:rPr>
-        <w:t xml:space="preserve"> ir/ar </w:t>
-      </w:r>
-      <w:proofErr w:type="spellStart"/>
-      <w:r>
-        <w:rPr>
-          <w:rFonts w:ascii="Arial" w:hAnsi="Arial" w:cs="Arial"/>
-          <w:color w:val="000000"/>
-          <w:sz w:val="20"/>
-          <w:szCs w:val="20"/>
-        </w:rPr>
-        <w:t>Kvazisubtiekėjai</w:t>
-      </w:r>
-      <w:proofErr w:type="spellEnd"/>
+        <w:t xml:space="preserve"> ir/ar Kvazisubtiekėjai</w:t>
+      </w:r>
       <w:r>
         <w:rPr>
           <w:rFonts w:ascii="Arial" w:hAnsi="Arial" w:cs="Arial"/>
@@ -8000,18 +9816,8 @@
           <w:sz w:val="20"/>
           <w:szCs w:val="20"/>
         </w:rPr>
-        <w:t xml:space="preserve"> ir/ar </w:t>
-      </w:r>
-      <w:proofErr w:type="spellStart"/>
-      <w:r>
-        <w:rPr>
-          <w:rFonts w:ascii="Arial" w:hAnsi="Arial" w:cs="Arial"/>
-          <w:sz w:val="20"/>
-          <w:szCs w:val="20"/>
-        </w:rPr>
-        <w:t>Kvazisubtiekėjas</w:t>
-      </w:r>
-      <w:proofErr w:type="spellEnd"/>
+        <w:t xml:space="preserve"> ir/ar Kvazisubtiekėjas</w:t>
+      </w:r>
       <w:r>
         <w:rPr>
           <w:rFonts w:ascii="Arial" w:hAnsi="Arial" w:cs="Arial"/>
@@ -8058,18 +9864,8 @@
           <w:sz w:val="20"/>
           <w:szCs w:val="20"/>
         </w:rPr>
-        <w:t xml:space="preserve">ir/ar </w:t>
-      </w:r>
-      <w:proofErr w:type="spellStart"/>
-      <w:r>
-        <w:rPr>
-          <w:rFonts w:ascii="Arial" w:hAnsi="Arial" w:cs="Arial"/>
-          <w:sz w:val="20"/>
-          <w:szCs w:val="20"/>
-        </w:rPr>
-        <w:t>Kvazisubtiekėjo</w:t>
-      </w:r>
-      <w:proofErr w:type="spellEnd"/>
+        <w:t>ir/ar Kvazisubtiekėjo</w:t>
+      </w:r>
       <w:r>
         <w:rPr>
           <w:rFonts w:ascii="Arial" w:hAnsi="Arial" w:cs="Arial"/>
@@ -8092,25 +9888,7 @@
           <w:sz w:val="20"/>
           <w:szCs w:val="20"/>
         </w:rPr>
-        <w:t xml:space="preserve">(Ūkio subjektų, kurių pajėgumais remiamasi, ir/ar </w:t>
-      </w:r>
-      <w:proofErr w:type="spellStart"/>
-      <w:r>
-        <w:rPr>
-          <w:rFonts w:ascii="Arial" w:hAnsi="Arial" w:cs="Arial"/>
-          <w:sz w:val="20"/>
-          <w:szCs w:val="20"/>
-        </w:rPr>
-        <w:t>Kvazisubtiekėjo</w:t>
-      </w:r>
-      <w:proofErr w:type="spellEnd"/>
-      <w:r>
-        <w:rPr>
-          <w:rFonts w:ascii="Arial" w:hAnsi="Arial" w:cs="Arial"/>
-          <w:sz w:val="20"/>
-          <w:szCs w:val="20"/>
-        </w:rPr>
-        <w:t xml:space="preserve">) </w:t>
+        <w:t xml:space="preserve">(Ūkio subjektų, kurių pajėgumais remiamasi, ir/ar Kvazisubtiekėjo) </w:t>
       </w:r>
       <w:r>
         <w:rPr>
@@ -8203,16 +9981,7 @@
           <w:sz w:val="20"/>
           <w:szCs w:val="20"/>
         </w:rPr>
-        <w:t xml:space="preserve">reikalavimus, ir negali būti </w:t>
-      </w:r>
-      <w:r>
-        <w:rPr>
-          <w:rFonts w:ascii="Arial" w:hAnsi="Arial" w:cs="Arial"/>
-          <w:sz w:val="20"/>
-          <w:szCs w:val="20"/>
-        </w:rPr>
-        <w:lastRenderedPageBreak/>
-        <w:t>importuojamos iš šalių</w:t>
+        <w:t>reikalavimus, ir negali būti importuojamos iš šalių</w:t>
       </w:r>
       <w:r>
         <w:rPr>
@@ -8336,6 +10105,7 @@
           <w:sz w:val="20"/>
           <w:szCs w:val="20"/>
         </w:rPr>
+        <w:lastRenderedPageBreak/>
         <w:t>Pirkimo dokumentuose nurodytą reikalaujamą kvalifikaciją Tiekėjai</w:t>
       </w:r>
       <w:r>
@@ -8360,18 +10130,8 @@
           <w:sz w:val="20"/>
           <w:szCs w:val="20"/>
         </w:rPr>
-        <w:t xml:space="preserve">Ūkio subjektai, kurių pajėgumais remiamasi, </w:t>
-      </w:r>
-      <w:proofErr w:type="spellStart"/>
-      <w:r>
-        <w:rPr>
-          <w:rFonts w:ascii="Arial" w:hAnsi="Arial" w:cs="Arial"/>
-          <w:sz w:val="20"/>
-          <w:szCs w:val="20"/>
-        </w:rPr>
-        <w:t>Kvazisubtiekėjai</w:t>
-      </w:r>
-      <w:proofErr w:type="spellEnd"/>
+        <w:t>Ūkio subjektai, kurių pajėgumais remiamasi, Kvazisubtiekėjai</w:t>
+      </w:r>
       <w:r>
         <w:rPr>
           <w:rFonts w:ascii="Arial" w:hAnsi="Arial" w:cs="Arial"/>
@@ -8426,18 +10186,72 @@
           <w:sz w:val="20"/>
           <w:szCs w:val="20"/>
         </w:rPr>
-        <w:t xml:space="preserve">Ūkio subjektų, kurių pajėgumais remiamasi, </w:t>
-      </w:r>
-      <w:proofErr w:type="spellStart"/>
-      <w:r>
-        <w:rPr>
-          <w:rFonts w:ascii="Arial" w:hAnsi="Arial" w:cs="Arial"/>
-          <w:sz w:val="20"/>
-          <w:szCs w:val="20"/>
-        </w:rPr>
-        <w:t>Kvazisubtiekėjų</w:t>
-      </w:r>
-      <w:proofErr w:type="spellEnd"/>
+        <w:t xml:space="preserve">Ūkio subjektų, kurių pajėgumais remiamasi, Kvazisubtiekėjų </w:t>
+      </w:r>
+      <w:r>
+        <w:rPr>
+          <w:rFonts w:ascii="Arial" w:hAnsi="Arial" w:cs="Arial"/>
+          <w:sz w:val="20"/>
+          <w:szCs w:val="20"/>
+        </w:rPr>
+        <w:t xml:space="preserve">registruotų Europos Sąjungos valstybėje narėje, Europos ekonominės erdvės valstybėje narėje, Šveicarijos Konfederacijoje arba trečiojoje šalyje, priimami </w:t>
+      </w:r>
+      <w:r>
+        <w:rPr>
+          <w:rFonts w:ascii="Arial" w:hAnsi="Arial" w:cs="Arial"/>
+          <w:sz w:val="20"/>
+          <w:szCs w:val="20"/>
+        </w:rPr>
+        <w:t>T</w:t>
+      </w:r>
+      <w:r>
+        <w:rPr>
+          <w:rFonts w:ascii="Arial" w:hAnsi="Arial" w:cs="Arial"/>
+          <w:sz w:val="20"/>
+          <w:szCs w:val="20"/>
+        </w:rPr>
+        <w:t>iekėjo</w:t>
+      </w:r>
+      <w:r>
+        <w:rPr>
+          <w:rFonts w:ascii="Arial" w:hAnsi="Arial" w:cs="Arial"/>
+          <w:sz w:val="20"/>
+          <w:szCs w:val="20"/>
+        </w:rPr>
+        <w:t>, Ūkio subjekto, kurio pajėgumais remiamasi, Kvazisubtiekėjo</w:t>
+      </w:r>
+      <w:r>
+        <w:rPr>
+          <w:rFonts w:ascii="Arial" w:hAnsi="Arial" w:cs="Arial"/>
+          <w:sz w:val="20"/>
+          <w:szCs w:val="20"/>
+        </w:rPr>
+        <w:t xml:space="preserve"> kilmės šalies kompetentingų institucijų išduoti dokumentai, tačiau toks užsienio šalies </w:t>
+      </w:r>
+      <w:r>
+        <w:rPr>
+          <w:rFonts w:ascii="Arial" w:hAnsi="Arial" w:cs="Arial"/>
+          <w:sz w:val="20"/>
+          <w:szCs w:val="20"/>
+        </w:rPr>
+        <w:t>T</w:t>
+      </w:r>
+      <w:r>
+        <w:rPr>
+          <w:rFonts w:ascii="Arial" w:hAnsi="Arial" w:cs="Arial"/>
+          <w:sz w:val="20"/>
+          <w:szCs w:val="20"/>
+        </w:rPr>
+        <w:t>iekėjas</w:t>
+      </w:r>
+      <w:r>
+        <w:rPr>
+          <w:rFonts w:ascii="Arial" w:hAnsi="Arial" w:cs="Arial"/>
+          <w:sz w:val="20"/>
+          <w:szCs w:val="20"/>
+        </w:rPr>
+        <w:t>,</w:t>
+      </w:r>
       <w:r>
         <w:rPr>
           <w:rFonts w:ascii="Arial" w:hAnsi="Arial" w:cs="Arial"/>
@@ -8452,7 +10266,15 @@
           <w:sz w:val="20"/>
           <w:szCs w:val="20"/>
         </w:rPr>
-        <w:t xml:space="preserve">registruotų Europos Sąjungos valstybėje narėje, Europos ekonominės erdvės valstybėje narėje, Šveicarijos Konfederacijoje arba trečiojoje šalyje, priimami </w:t>
+        <w:t xml:space="preserve">Ūkio subjektas, kurio pajėgumais remiamasi, Kvazisubtiekėjas </w:t>
+      </w:r>
+      <w:r>
+        <w:rPr>
+          <w:rFonts w:ascii="Arial" w:hAnsi="Arial" w:cs="Arial"/>
+          <w:sz w:val="20"/>
+          <w:szCs w:val="20"/>
+        </w:rPr>
+        <w:t xml:space="preserve">turi pareigą, per protingą laiką, kreiptis į atitinkamą Lietuvos Respublikos instituciją dėl teisės pripažinimo dokumento išdavimo. Užsienio </w:t>
       </w:r>
       <w:r>
         <w:rPr>
@@ -8476,126 +10298,8 @@
           <w:sz w:val="20"/>
           <w:szCs w:val="20"/>
         </w:rPr>
-        <w:t xml:space="preserve">, Ūkio subjekto, kurio pajėgumais remiamasi, </w:t>
-      </w:r>
-      <w:proofErr w:type="spellStart"/>
-      <w:r>
-        <w:rPr>
-          <w:rFonts w:ascii="Arial" w:hAnsi="Arial" w:cs="Arial"/>
-          <w:sz w:val="20"/>
-          <w:szCs w:val="20"/>
-        </w:rPr>
-        <w:t>Kvazisubtiekėjo</w:t>
-      </w:r>
-      <w:proofErr w:type="spellEnd"/>
-      <w:r>
-        <w:rPr>
-          <w:rFonts w:ascii="Arial" w:hAnsi="Arial" w:cs="Arial"/>
-          <w:sz w:val="20"/>
-          <w:szCs w:val="20"/>
-        </w:rPr>
-        <w:t xml:space="preserve"> kilmės šalies kompetentingų institucijų išduoti dokumentai, tačiau toks užsienio šalies </w:t>
-      </w:r>
-      <w:r>
-        <w:rPr>
-          <w:rFonts w:ascii="Arial" w:hAnsi="Arial" w:cs="Arial"/>
-          <w:sz w:val="20"/>
-          <w:szCs w:val="20"/>
-        </w:rPr>
-        <w:t>T</w:t>
-      </w:r>
-      <w:r>
-        <w:rPr>
-          <w:rFonts w:ascii="Arial" w:hAnsi="Arial" w:cs="Arial"/>
-          <w:sz w:val="20"/>
-          <w:szCs w:val="20"/>
-        </w:rPr>
-        <w:t>iekėjas</w:t>
-      </w:r>
-      <w:r>
-        <w:rPr>
-          <w:rFonts w:ascii="Arial" w:hAnsi="Arial" w:cs="Arial"/>
-          <w:sz w:val="20"/>
-          <w:szCs w:val="20"/>
-        </w:rPr>
-        <w:t>,</w:t>
-      </w:r>
-      <w:r>
-        <w:rPr>
-          <w:rFonts w:ascii="Arial" w:hAnsi="Arial" w:cs="Arial"/>
-          <w:sz w:val="20"/>
-          <w:szCs w:val="20"/>
-        </w:rPr>
-        <w:t xml:space="preserve"> </w:t>
-      </w:r>
-      <w:r>
-        <w:rPr>
-          <w:rFonts w:ascii="Arial" w:hAnsi="Arial" w:cs="Arial"/>
-          <w:sz w:val="20"/>
-          <w:szCs w:val="20"/>
-        </w:rPr>
-        <w:t xml:space="preserve">Ūkio subjektas, kurio pajėgumais remiamasi, </w:t>
-      </w:r>
-      <w:proofErr w:type="spellStart"/>
-      <w:r>
-        <w:rPr>
-          <w:rFonts w:ascii="Arial" w:hAnsi="Arial" w:cs="Arial"/>
-          <w:sz w:val="20"/>
-          <w:szCs w:val="20"/>
-        </w:rPr>
-        <w:t>Kvazisubtiekėjas</w:t>
-      </w:r>
-      <w:proofErr w:type="spellEnd"/>
-      <w:r>
-        <w:rPr>
-          <w:rFonts w:ascii="Arial" w:hAnsi="Arial" w:cs="Arial"/>
-          <w:sz w:val="20"/>
-          <w:szCs w:val="20"/>
-        </w:rPr>
-        <w:t xml:space="preserve"> </w:t>
-      </w:r>
-      <w:r>
-        <w:rPr>
-          <w:rFonts w:ascii="Arial" w:hAnsi="Arial" w:cs="Arial"/>
-          <w:sz w:val="20"/>
-          <w:szCs w:val="20"/>
-        </w:rPr>
-        <w:t xml:space="preserve">turi pareigą, per protingą laiką, kreiptis į atitinkamą Lietuvos Respublikos instituciją dėl teisės pripažinimo dokumento išdavimo. Užsienio </w:t>
-      </w:r>
-      <w:r>
-        <w:rPr>
-          <w:rFonts w:ascii="Arial" w:hAnsi="Arial" w:cs="Arial"/>
-          <w:sz w:val="20"/>
-          <w:szCs w:val="20"/>
-        </w:rPr>
-        <w:t>T</w:t>
-      </w:r>
-      <w:r>
-        <w:rPr>
-          <w:rFonts w:ascii="Arial" w:hAnsi="Arial" w:cs="Arial"/>
-          <w:sz w:val="20"/>
-          <w:szCs w:val="20"/>
-        </w:rPr>
-        <w:t>iekėjo</w:t>
-      </w:r>
-      <w:r>
-        <w:rPr>
-          <w:rFonts w:ascii="Arial" w:hAnsi="Arial" w:cs="Arial"/>
-          <w:sz w:val="20"/>
-          <w:szCs w:val="20"/>
-        </w:rPr>
-        <w:t xml:space="preserve">, Ūkio subjekto, kurio pajėgumais remiamasi, </w:t>
-      </w:r>
-      <w:proofErr w:type="spellStart"/>
-      <w:r>
-        <w:rPr>
-          <w:rFonts w:ascii="Arial" w:hAnsi="Arial" w:cs="Arial"/>
-          <w:sz w:val="20"/>
-          <w:szCs w:val="20"/>
-        </w:rPr>
-        <w:t>Kvazisubtiekėjo</w:t>
-      </w:r>
-      <w:proofErr w:type="spellEnd"/>
+        <w:t>, Ūkio subjekto, kurio pajėgumais remiamasi, Kvazisubtiekėjo</w:t>
+      </w:r>
       <w:r>
         <w:rPr>
           <w:rFonts w:ascii="Arial" w:hAnsi="Arial" w:cs="Arial"/>
@@ -9895,17 +11599,7 @@
           <w:sz w:val="20"/>
           <w:szCs w:val="20"/>
         </w:rPr>
-        <w:t xml:space="preserve">, kodėl nurodyta </w:t>
-      </w:r>
-      <w:r>
-        <w:rPr>
-          <w:rFonts w:ascii="Arial" w:hAnsi="Arial" w:cs="Arial"/>
-          <w:color w:val="000000"/>
-          <w:sz w:val="20"/>
-          <w:szCs w:val="20"/>
-        </w:rPr>
-        <w:lastRenderedPageBreak/>
-        <w:t>informacija yra konfidenciali. Jeigu Tiekėjas per P</w:t>
+        <w:t>, kodėl nurodyta informacija yra konfidenciali. Jeigu Tiekėjas per P</w:t>
       </w:r>
       <w:r>
         <w:rPr>
@@ -10029,6 +11723,7 @@
           <w:sz w:val="20"/>
           <w:szCs w:val="20"/>
         </w:rPr>
+        <w:lastRenderedPageBreak/>
         <w:t xml:space="preserve"> </w:t>
       </w:r>
       <w:r>
@@ -10056,27 +11751,7 @@
           <w:sz w:val="20"/>
           <w:szCs w:val="20"/>
         </w:rPr>
-        <w:t xml:space="preserve"> Pasiūlyme pateikiami dokumentai turi būti pateikti CVP IS elektronine forma, t. y. tiesiogiai suformuoti elektroninėmis priemonėmis arba pateikiant skaitmenines dokumentų kopijas. Pateikiami dokumentai ar skaitmeninės dokumentų kopijos turi būti prieinami naudojant nediskriminuojančius, visuotinai prieinamus duomenų failų formatus (pvz., </w:t>
-      </w:r>
-      <w:proofErr w:type="spellStart"/>
-      <w:r>
-        <w:rPr>
-          <w:rFonts w:ascii="Arial" w:hAnsi="Arial" w:cs="Arial"/>
-          <w:iCs/>
-          <w:sz w:val="20"/>
-          <w:szCs w:val="20"/>
-        </w:rPr>
-        <w:t>pdf</w:t>
-      </w:r>
-      <w:proofErr w:type="spellEnd"/>
-      <w:r>
-        <w:rPr>
-          <w:rFonts w:ascii="Arial" w:hAnsi="Arial" w:cs="Arial"/>
-          <w:iCs/>
-          <w:sz w:val="20"/>
-          <w:szCs w:val="20"/>
-        </w:rPr>
-        <w:t>, jpg, doc.). Perkantysis subjektas pasilieka sau teisę prašyti dokumentų originalų.</w:t>
+        <w:t xml:space="preserve"> Pasiūlyme pateikiami dokumentai turi būti pateikti CVP IS elektronine forma, t. y. tiesiogiai suformuoti elektroninėmis priemonėmis arba pateikiant skaitmenines dokumentų kopijas. Pateikiami dokumentai ar skaitmeninės dokumentų kopijos turi būti prieinami naudojant nediskriminuojančius, visuotinai prieinamus duomenų failų formatus (pvz., pdf, jpg, doc.). Perkantysis subjektas pasilieka sau teisę prašyti dokumentų originalų.</w:t>
       </w:r>
     </w:p>
     <w:p>
@@ -11583,7 +13258,6 @@
           <w:sz w:val="20"/>
           <w:szCs w:val="20"/>
         </w:rPr>
-        <w:lastRenderedPageBreak/>
         <w:t>Tiekėjas, padėjęs Perkančiajam subjektui pasirengti Pirkimui, raštu nepagrindžia, kad jo išankstinės konsultacijos negalėjo pažeisti konkurencijos;</w:t>
       </w:r>
     </w:p>
@@ -11685,31 +13359,8 @@
           <w:sz w:val="20"/>
           <w:szCs w:val="20"/>
         </w:rPr>
-        <w:t xml:space="preserve">Jeigu Tiekėjas, Subtiekėjas, Ūkio subjektas, kurio pajėgumais remiamasi, arba Tiekėjų grupės narys nėra registruotas (Tiekėjas, Subtiekėjas, Ūkio subjektas, kurio pajėgumais remiamasi, Tiekėjų grupės narys, </w:t>
-      </w:r>
-      <w:proofErr w:type="spellStart"/>
-      <w:r>
-        <w:rPr>
-          <w:rFonts w:ascii="Arial" w:hAnsi="Arial" w:cs="Arial"/>
-          <w:bCs/>
-          <w:iCs/>
-          <w:kern w:val="32"/>
-          <w:sz w:val="20"/>
-          <w:szCs w:val="20"/>
-        </w:rPr>
-        <w:t>Kvazisubtiekėjas</w:t>
-      </w:r>
-      <w:proofErr w:type="spellEnd"/>
-      <w:r>
-        <w:rPr>
-          <w:rFonts w:ascii="Arial" w:hAnsi="Arial" w:cs="Arial"/>
-          <w:bCs/>
-          <w:iCs/>
-          <w:kern w:val="32"/>
-          <w:sz w:val="20"/>
-          <w:szCs w:val="20"/>
-        </w:rPr>
-        <w:t>, kuris yra fizinis asmuo – nuolat gyvenantis ar turintis pilietybę) Europos Sąjungos valstybėje narėje, Šiaurės Atlanto sutarties organizacijos valstybėje narėje ar trečiojoje šalyje, pasirašiusioje PĮ 29 straipsnio 4 dalyje nurodytus tarptautinius susitarimus (šis atmetimo pagrindas taikomas tik kai toks reikalavimas keliamas SPS);</w:t>
+        <w:lastRenderedPageBreak/>
+        <w:t>Jeigu Tiekėjas, Subtiekėjas, Ūkio subjektas, kurio pajėgumais remiamasi, arba Tiekėjų grupės narys nėra registruotas (Tiekėjas, Subtiekėjas, Ūkio subjektas, kurio pajėgumais remiamasi, Tiekėjų grupės narys, Kvazisubtiekėjas, kuris yra fizinis asmuo – nuolat gyvenantis ar turintis pilietybę) Europos Sąjungos valstybėje narėje, Šiaurės Atlanto sutarties organizacijos valstybėje narėje ar trečiojoje šalyje, pasirašiusioje PĮ 29 straipsnio 4 dalyje nurodytus tarptautinius susitarimus (šis atmetimo pagrindas taikomas tik kai toks reikalavimas keliamas SPS);</w:t>
       </w:r>
     </w:p>
     <w:p>
@@ -12102,27 +13753,7 @@
           <w:sz w:val="20"/>
           <w:szCs w:val="20"/>
         </w:rPr>
-        <w:t xml:space="preserve">Perkantysis subjektas bet kuriuo Pirkimo procedūros metu gali paprašyti Tiekėjų pateikti visus ar dalį dokumentų, patvirtinančių pašalinimo pagrindų nebuvimą, jų atitiktį keliamiems Kvalifikacijos ir kitiems reikalavimams, ir, jeigu taikytina, atitiktį kokybės vadybos sistemos ir (arba) aplinkos apsaugos vadybos sistemos standartams, jeigu tai būtina siekiant užtikrinti tinkamą Pirkimo procedūros atlikimą. Iš užsienio Tiekėjų pirmiausia reikalaujama tokios rūšies pažymų ir tokių dokumentinių įrodymų formų, apie kuriuos pateikta informacija Europos Komisijos informacinėje dokumentų saugykloje </w:t>
-      </w:r>
-      <w:proofErr w:type="spellStart"/>
-      <w:r>
-        <w:rPr>
-          <w:rFonts w:ascii="Arial" w:eastAsia="Calibri" w:hAnsi="Arial" w:cs="Arial"/>
-          <w:color w:val="000000"/>
-          <w:sz w:val="20"/>
-          <w:szCs w:val="20"/>
-        </w:rPr>
-        <w:t>eCertis</w:t>
-      </w:r>
-      <w:proofErr w:type="spellEnd"/>
-      <w:r>
-        <w:rPr>
-          <w:rFonts w:ascii="Arial" w:eastAsia="Calibri" w:hAnsi="Arial" w:cs="Arial"/>
-          <w:color w:val="000000"/>
-          <w:sz w:val="20"/>
-          <w:szCs w:val="20"/>
-        </w:rPr>
-        <w:t>. Tokių dokumentų nereikalaujama, jei Perkantysis subjektas turi galimybę susipažinti su šiais dokumentais ar informacija tiesiogiai ir neatlygintinai prisijungęs prie nacionalinės duomenų bazės bet kurioje valstybėje narėje arba naudodamasis CVP IS priemonėmis, arba šiuos dokumentus jau turi iš ankstesnių Pirkimo procedūrų.</w:t>
+        <w:t>Perkantysis subjektas bet kuriuo Pirkimo procedūros metu gali paprašyti Tiekėjų pateikti visus ar dalį dokumentų, patvirtinančių pašalinimo pagrindų nebuvimą, jų atitiktį keliamiems Kvalifikacijos ir kitiems reikalavimams, ir, jeigu taikytina, atitiktį kokybės vadybos sistemos ir (arba) aplinkos apsaugos vadybos sistemos standartams, jeigu tai būtina siekiant užtikrinti tinkamą Pirkimo procedūros atlikimą. Iš užsienio Tiekėjų pirmiausia reikalaujama tokios rūšies pažymų ir tokių dokumentinių įrodymų formų, apie kuriuos pateikta informacija Europos Komisijos informacinėje dokumentų saugykloje eCertis. Tokių dokumentų nereikalaujama, jei Perkantysis subjektas turi galimybę susipažinti su šiais dokumentais ar informacija tiesiogiai ir neatlygintinai prisijungęs prie nacionalinės duomenų bazės bet kurioje valstybėje narėje arba naudodamasis CVP IS priemonėmis, arba šiuos dokumentus jau turi iš ankstesnių Pirkimo procedūrų.</w:t>
       </w:r>
     </w:p>
     <w:p>
@@ -12250,7 +13881,6 @@
           <w:sz w:val="20"/>
           <w:szCs w:val="20"/>
         </w:rPr>
-        <w:lastRenderedPageBreak/>
         <w:t>Jeigu Tiekėjas pateikė netikslius, neišsamius ar klaidingus dokumentus ar duomenis apie savo atitiktį Pirkimo dokumentų reikalavimams ar šių dokumentų ar duomenų trūksta, Perkantysis subjektas gali nepažeisdamas lygiateisiškumo ir skaidrumo principų prašyti Tiekėją šiuos dokumentus ar duomenis patikslinti, papildyti arba paaiškinti per Perkančiojo subjekto nustatytą protingą terminą. Pirminiai pasiūlymai tikslinami, papildomi arba paaiškinami vadovaujantis Viešųjų pirkimų tarnybos nustatytomis taisyklėmis.</w:t>
       </w:r>
     </w:p>
@@ -12286,6 +13916,7 @@
           <w:sz w:val="20"/>
           <w:szCs w:val="20"/>
         </w:rPr>
+        <w:lastRenderedPageBreak/>
         <w:t xml:space="preserve">Visus </w:t>
       </w:r>
       <w:r>
@@ -12532,25 +14163,7 @@
           <w:sz w:val="20"/>
           <w:szCs w:val="20"/>
         </w:rPr>
-        <w:t>Perkantysis subjektas prašo Tiekėjo patvirtinti apie savo dalyvavimą Derybose. Jei Tiekėjas nustatytu laiku dėl pagrįstų priežasčių negali atvykti derėtis, jis apie tai privalo informuoti Perkantįjį subjektą, kad būtų galima suderinti kitą Derybų datą. Jei Tiekėjas nepatvirtino savo dalyvavimo Derybose, nesuderino kitos Derybų datos arba nustatytu laiku į Derybas neatvyko, Perkantysis subjektas Tiekėjo Pirminį ir vėlesnius (jei tokių bus) pasiūlymą (-</w:t>
-      </w:r>
-      <w:proofErr w:type="spellStart"/>
-      <w:r>
-        <w:rPr>
-          <w:rFonts w:ascii="Arial" w:hAnsi="Arial" w:cs="Arial"/>
-          <w:sz w:val="20"/>
-          <w:szCs w:val="20"/>
-        </w:rPr>
-        <w:t>us</w:t>
-      </w:r>
-      <w:proofErr w:type="spellEnd"/>
-      <w:r>
-        <w:rPr>
-          <w:rFonts w:ascii="Arial" w:hAnsi="Arial" w:cs="Arial"/>
-          <w:sz w:val="20"/>
-          <w:szCs w:val="20"/>
-        </w:rPr>
-        <w:t>) laiko galutiniais.</w:t>
+        <w:t>Perkantysis subjektas prašo Tiekėjo patvirtinti apie savo dalyvavimą Derybose. Jei Tiekėjas nustatytu laiku dėl pagrįstų priežasčių negali atvykti derėtis, jis apie tai privalo informuoti Perkantįjį subjektą, kad būtų galima suderinti kitą Derybų datą. Jei Tiekėjas nepatvirtino savo dalyvavimo Derybose, nesuderino kitos Derybų datos arba nustatytu laiku į Derybas neatvyko, Perkantysis subjektas Tiekėjo Pirminį ir vėlesnius (jei tokių bus) pasiūlymą (-us) laiko galutiniais.</w:t>
       </w:r>
     </w:p>
     <w:p>
@@ -13585,16 +15198,7 @@
           <w:sz w:val="20"/>
           <w:szCs w:val="20"/>
         </w:rPr>
-        <w:t xml:space="preserve">(išskyrus politinio (asmeninio) pasitikėjimo valstybės tarnautojus ir valstybės </w:t>
-      </w:r>
-      <w:r>
-        <w:rPr>
-          <w:rFonts w:ascii="Arial" w:hAnsi="Arial" w:cs="Arial"/>
-          <w:sz w:val="20"/>
-          <w:szCs w:val="20"/>
-        </w:rPr>
-        <w:lastRenderedPageBreak/>
-        <w:t>politikus), pateikusius atstovaujamo subjekto įgaliojimą</w:t>
+        <w:t>(išskyrus politinio (asmeninio) pasitikėjimo valstybės tarnautojus ir valstybės politikus), pateikusius atstovaujamo subjekto įgaliojimą</w:t>
       </w:r>
       <w:r>
         <w:rPr>
@@ -13963,6 +15567,7 @@
           <w:sz w:val="20"/>
           <w:szCs w:val="20"/>
         </w:rPr>
+        <w:lastRenderedPageBreak/>
         <w:t>Tiekėjas, kurio pateiktas Pasiūlymas gali būti pripažintas laimėjusiu, nepateikė ir/ar nepatikslino dokumentų, patvirtinančių pašalinimo pagrindų nebuvimą ir/ar atitiktį Kvalifikacijos, socialiniams ar kitiems reikalavimams per Komisijos nustatytą terminą;</w:t>
       </w:r>
     </w:p>
@@ -14174,25 +15779,7 @@
           <w:sz w:val="20"/>
           <w:szCs w:val="20"/>
         </w:rPr>
-        <w:t xml:space="preserve">Tiekėjas, Subtiekėjas, Tiekėjų grupės narys ar Ūkio subjektas, kurio pajėgumais remiamasi, nėra registruotas (Tiekėjas, Subtiekėjas, Tiekėjų grupės narys, Ūkio subjektas, kurio pajėgumais remiamasi, </w:t>
-      </w:r>
-      <w:proofErr w:type="spellStart"/>
-      <w:r>
-        <w:rPr>
-          <w:rFonts w:ascii="Arial" w:hAnsi="Arial" w:cs="Arial"/>
-          <w:sz w:val="20"/>
-          <w:szCs w:val="20"/>
-        </w:rPr>
-        <w:t>Kvazisubtiekėjas</w:t>
-      </w:r>
-      <w:proofErr w:type="spellEnd"/>
-      <w:r>
-        <w:rPr>
-          <w:rFonts w:ascii="Arial" w:hAnsi="Arial" w:cs="Arial"/>
-          <w:sz w:val="20"/>
-          <w:szCs w:val="20"/>
-        </w:rPr>
-        <w:t>, kuris yra fizinis asmuo – nuolat gyvenantis ar turintis pilietybę) Europos Sąjungos valstybėje narėje, Šiaurės Atlanto sutarties organizacijos valstybėje narėje ar trečiojoje šalyje, pasirašiusioje PĮ 29 straipsnio 4 dalyje nurodytus tarptautinius susitarimus (šis atmetimo pagrindas taikomas tik kai toks reikalavimas keliamas SPS);</w:t>
+        <w:t>Tiekėjas, Subtiekėjas, Tiekėjų grupės narys ar Ūkio subjektas, kurio pajėgumais remiamasi, nėra registruotas (Tiekėjas, Subtiekėjas, Tiekėjų grupės narys, Ūkio subjektas, kurio pajėgumais remiamasi, Kvazisubtiekėjas, kuris yra fizinis asmuo – nuolat gyvenantis ar turintis pilietybę) Europos Sąjungos valstybėje narėje, Šiaurės Atlanto sutarties organizacijos valstybėje narėje ar trečiojoje šalyje, pasirašiusioje PĮ 29 straipsnio 4 dalyje nurodytus tarptautinius susitarimus (šis atmetimo pagrindas taikomas tik kai toks reikalavimas keliamas SPS);</w:t>
       </w:r>
     </w:p>
     <w:bookmarkEnd w:id="91"/>
@@ -15357,17 +16944,7 @@
           <w:sz w:val="20"/>
           <w:szCs w:val="20"/>
         </w:rPr>
-        <w:t xml:space="preserve"> VPĮ 92 straipsnio 13 dalyje numatytame </w:t>
-      </w:r>
-      <w:r>
-        <w:rPr>
-          <w:rFonts w:ascii="Arial" w:hAnsi="Arial" w:cs="Arial"/>
-          <w:color w:val="000000"/>
-          <w:sz w:val="20"/>
-          <w:szCs w:val="20"/>
-        </w:rPr>
-        <w:lastRenderedPageBreak/>
-        <w:t>sąraše</w:t>
+        <w:t xml:space="preserve"> VPĮ 92 straipsnio 13 dalyje numatytame sąraše</w:t>
       </w:r>
       <w:r>
         <w:rPr>
@@ -15489,6 +17066,7 @@
           <w:sz w:val="20"/>
           <w:szCs w:val="20"/>
         </w:rPr>
+        <w:lastRenderedPageBreak/>
         <w:t>paslaugų teikimas būtų vykdomas iš VPĮ 92 straipsnio 14 dalyje numatytame sąraše nurodytų valstybių ar teritorijų</w:t>
       </w:r>
       <w:r>
@@ -16967,18 +18545,7 @@
           <w:szCs w:val="20"/>
           <w:lang w:eastAsia="lt-LT"/>
         </w:rPr>
-        <w:t xml:space="preserve"> motyvuotą sprendimą, kad priemonės, kurių ėmėsi Tiekėjas, siekdamas įrodyti savo patikimumą, yra </w:t>
-      </w:r>
-      <w:r>
-        <w:rPr>
-          <w:rFonts w:ascii="Arial" w:hAnsi="Arial" w:cs="Arial"/>
-          <w:color w:val="000000"/>
-          <w:sz w:val="20"/>
-          <w:szCs w:val="20"/>
-          <w:lang w:eastAsia="lt-LT"/>
-        </w:rPr>
-        <w:lastRenderedPageBreak/>
-        <w:t xml:space="preserve">pakankamos. Šių priemonių pakankamumas vertinamas atsižvelgiant į nusikalstamos veikos ar pažeidimo rimtumą ir aplinkybes. </w:t>
+        <w:t xml:space="preserve"> motyvuotą sprendimą, kad priemonės, kurių ėmėsi Tiekėjas, siekdamas įrodyti savo patikimumą, yra pakankamos. Šių priemonių pakankamumas vertinamas atsižvelgiant į nusikalstamos veikos ar pažeidimo rimtumą ir aplinkybes. </w:t>
       </w:r>
       <w:r>
         <w:rPr>
@@ -17191,9 +18758,8 @@
           <w:sz w:val="20"/>
           <w:szCs w:val="20"/>
         </w:rPr>
-        <w:t xml:space="preserve">irmiausia reikalaujama tokios rūšies pažymų ir tokių dokumentinių įrodymų formų, apie kuriuos pateikta informacija Europos Komisijos informacinėje dokumentų saugykloje </w:t>
-      </w:r>
-      <w:proofErr w:type="spellStart"/>
+        <w:t xml:space="preserve">irmiausia reikalaujama tokios rūšies pažymų ir tokių dokumentinių įrodymų formų, apie kuriuos pateikta </w:t>
+      </w:r>
       <w:r>
         <w:rPr>
           <w:rFonts w:ascii="Arial" w:eastAsiaTheme="minorHAnsi" w:hAnsi="Arial" w:cs="Arial"/>
@@ -17201,9 +18767,9 @@
           <w:sz w:val="20"/>
           <w:szCs w:val="20"/>
         </w:rPr>
-        <w:t>eCertis</w:t>
-      </w:r>
-      <w:proofErr w:type="spellEnd"/>
+        <w:lastRenderedPageBreak/>
+        <w:t>informacija Europos Komisijos informacinėje dokumentų saugykloje eCertis</w:t>
+      </w:r>
       <w:r>
         <w:rPr>
           <w:rStyle w:val="FootnoteReference"/>
@@ -18736,17 +20302,7 @@
           <w:sz w:val="20"/>
           <w:szCs w:val="20"/>
         </w:rPr>
-        <w:t xml:space="preserve">, atsižvelgiant </w:t>
-      </w:r>
-      <w:r>
-        <w:rPr>
-          <w:rFonts w:ascii="Arial" w:hAnsi="Arial" w:cs="Arial"/>
-          <w:bCs/>
-          <w:sz w:val="20"/>
-          <w:szCs w:val="20"/>
-        </w:rPr>
-        <w:lastRenderedPageBreak/>
-        <w:t xml:space="preserve">į </w:t>
+        <w:t xml:space="preserve">, atsižvelgiant į </w:t>
       </w:r>
       <w:r>
         <w:rPr>
@@ -19300,7 +20856,17 @@
           <w:sz w:val="20"/>
           <w:szCs w:val="20"/>
         </w:rPr>
-        <w:t>Vertindamas Pasiūlymo kainą, Perkantysis subjektas atsižvelgs į tai, kokia bus galutinė lėšų suma išleista Pirkimui, įskaitant ir dėl sutarties sudarymo su Pirkimo laimėtoju jo paties įgyjamas mokestines prievoles (ar teises). Jei, vadovaujantis Lietuvos Respublikos pridėtinės vertės mokesčio įstatymu  ir Lietuvos Respublikos pelno mokesčio įstatymu , Perkantysis subjektas turi galimybę susigrąžinti PVM mokestį, pasiūlymai bus vertinami skaičiuojant kainą be PVM.  Jei, vadovaujantis Lietuvos Respublikos pridėtinės vertės mokesčio įstatymu ir Lietuvos Respublikos pelno mokesčio įstatymu, Perkantysis subjektas galimybės susigrąžinti PVM mokestį neturi, pasiūlymai bus vertinami skaičiuojant kainą su PVM.</w:t>
+        <w:t xml:space="preserve">Vertindamas Pasiūlymo kainą, Perkantysis subjektas atsižvelgs į tai, kokia bus galutinė lėšų suma išleista Pirkimui, įskaitant ir dėl sutarties sudarymo su Pirkimo laimėtoju jo paties įgyjamas mokestines prievoles (ar teises). Jei, vadovaujantis Lietuvos Respublikos pridėtinės vertės mokesčio įstatymu  ir Lietuvos Respublikos </w:t>
+      </w:r>
+      <w:r>
+        <w:rPr>
+          <w:rFonts w:ascii="Arial" w:hAnsi="Arial" w:cs="Arial"/>
+          <w:color w:val="000000"/>
+          <w:sz w:val="20"/>
+          <w:szCs w:val="20"/>
+        </w:rPr>
+        <w:lastRenderedPageBreak/>
+        <w:t>pelno mokesčio įstatymu , Perkantysis subjektas turi galimybę susigrąžinti PVM mokestį, pasiūlymai bus vertinami skaičiuojant kainą be PVM.  Jei, vadovaujantis Lietuvos Respublikos pridėtinės vertės mokesčio įstatymu ir Lietuvos Respublikos pelno mokesčio įstatymu, Perkantysis subjektas galimybės susigrąžinti PVM mokestį neturi, pasiūlymai bus vertinami skaičiuojant kainą su PVM.</w:t>
       </w:r>
     </w:p>
     <w:p>
@@ -20640,7 +22206,6 @@
           <w:sz w:val="20"/>
           <w:szCs w:val="20"/>
         </w:rPr>
-        <w:lastRenderedPageBreak/>
         <w:t>Reikalavimai Pasiūlymo galiojimo užtikrinimui pateikiami SPS</w:t>
       </w:r>
       <w:r>
@@ -20946,7 +22511,16 @@
           <w:sz w:val="20"/>
           <w:szCs w:val="20"/>
         </w:rPr>
-        <w:t>asiūlymu turi pateikti Pasiūlymo galiojimo užtikrinimą patvirtinantį dokumentą, Tiekėjas, prieš pateikdamas Pasiūlymą, gali prašyti, kad Perkantysis subjektas patvirtintų jo Pasiūlymo galiojimo užtikrinimą patvirtinančio dokumento priimtinumą. Perkantysis subjektas, gavęs tokį prašymą, atsako ne vėliau kaip per 3 darbo dienas nuo prašymo gavimo dienos. Pasiūlymo galiojimo užtikrinimą patvirtinančio dokumento priimtinumo patvirtinimas neatima teisės iš Perkančiojo subjekto vėliau atmesti Pasiūlymų galiojimo įvykdymo užtikrinimą remiantis tuo, kad Tiekėjas tapo nemokus ar neįvykdė įsipareigojimų Perkančiajam subjektui arba kitiems ūkio subjektams, ar netinkamai juos vykdė</w:t>
+        <w:t xml:space="preserve">asiūlymu turi pateikti Pasiūlymo galiojimo užtikrinimą patvirtinantį dokumentą, Tiekėjas, prieš pateikdamas Pasiūlymą, gali prašyti, kad Perkantysis </w:t>
+      </w:r>
+      <w:r>
+        <w:rPr>
+          <w:rFonts w:ascii="Arial" w:hAnsi="Arial" w:cs="Arial"/>
+          <w:sz w:val="20"/>
+          <w:szCs w:val="20"/>
+        </w:rPr>
+        <w:lastRenderedPageBreak/>
+        <w:t>subjektas patvirtintų jo Pasiūlymo galiojimo užtikrinimą patvirtinančio dokumento priimtinumą. Perkantysis subjektas, gavęs tokį prašymą, atsako ne vėliau kaip per 3 darbo dienas nuo prašymo gavimo dienos. Pasiūlymo galiojimo užtikrinimą patvirtinančio dokumento priimtinumo patvirtinimas neatima teisės iš Perkančiojo subjekto vėliau atmesti Pasiūlymų galiojimo įvykdymo užtikrinimą remiantis tuo, kad Tiekėjas tapo nemokus ar neįvykdė įsipareigojimų Perkančiajam subjektui arba kitiems ūkio subjektams, ar netinkamai juos vykdė</w:t>
       </w:r>
       <w:r>
         <w:rPr>
@@ -22830,16 +24404,7 @@
           <w:sz w:val="20"/>
           <w:szCs w:val="20"/>
         </w:rPr>
-        <w:t xml:space="preserve">Tokiu atveju, arba jeigu Tiekėjas iki Perkančiojo subjekto nurodyto termino nepateikia Pirkimo dokumentuose nustatyto Sutarties įvykdymo užtikrinimą </w:t>
-      </w:r>
-      <w:r>
-        <w:rPr>
-          <w:rFonts w:ascii="Arial" w:hAnsi="Arial" w:cs="Arial"/>
-          <w:sz w:val="20"/>
-          <w:szCs w:val="20"/>
-        </w:rPr>
-        <w:lastRenderedPageBreak/>
-        <w:t xml:space="preserve">patvirtinančio dokumento (jei taikoma) arba neįvykdo kitų Sutartyje nustatytų jos įsigaliojimo sąlygų, </w:t>
+        <w:t xml:space="preserve">Tokiu atveju, arba jeigu Tiekėjas iki Perkančiojo subjekto nurodyto termino nepateikia Pirkimo dokumentuose nustatyto Sutarties įvykdymo užtikrinimą patvirtinančio dokumento (jei taikoma) arba neįvykdo kitų Sutartyje nustatytų jos įsigaliojimo sąlygų, </w:t>
       </w:r>
       <w:r>
         <w:rPr>
@@ -23346,6 +24911,7 @@
           <w:sz w:val="20"/>
           <w:szCs w:val="20"/>
         </w:rPr>
+        <w:lastRenderedPageBreak/>
         <w:t>Sutartis turi atitik</w:t>
       </w:r>
       <w:r>
@@ -24546,23 +26112,13 @@
         </w:rPr>
         <w:t xml:space="preserve"> </w:t>
       </w:r>
-      <w:proofErr w:type="spellStart"/>
-      <w:r>
-        <w:rPr>
-          <w:rFonts w:ascii="Arial" w:hAnsi="Arial" w:cs="Arial"/>
-          <w:sz w:val="20"/>
-          <w:szCs w:val="20"/>
-        </w:rPr>
-        <w:t>Kvazisubtiekėjų</w:t>
-      </w:r>
-      <w:proofErr w:type="spellEnd"/>
-      <w:r>
-        <w:rPr>
-          <w:rFonts w:ascii="Arial" w:hAnsi="Arial" w:cs="Arial"/>
-          <w:sz w:val="20"/>
-          <w:szCs w:val="20"/>
-        </w:rPr>
-        <w:t xml:space="preserve">, </w:t>
+      <w:r>
+        <w:rPr>
+          <w:rFonts w:ascii="Arial" w:hAnsi="Arial" w:cs="Arial"/>
+          <w:sz w:val="20"/>
+          <w:szCs w:val="20"/>
+        </w:rPr>
+        <w:t xml:space="preserve">Kvazisubtiekėjų, </w:t>
       </w:r>
       <w:r>
         <w:rPr>
@@ -24656,16 +26212,7 @@
           <w:sz w:val="20"/>
           <w:szCs w:val="20"/>
         </w:rPr>
-        <w:t xml:space="preserve"> ypatingos svarbos informacinės infrastruktūros valdytojo ar Perkančiojo subjekto  saugumo planuose ar kituose ypatingos svarbos informacinės infrastruktūros valdytojo ar Perkančiojo subjekto  vidaus dokumentuose nustatytomis ryšių ir informacinėmis sistemomis (ar jų dalimis), kurios yra reikšmingos  ypatingos svarbos informacinės infrastruktūros valdytojo ar Perkančiojo subjekto  veiklai, šių ryšių ir informacinių sistemų (ar jų dalių) technologijomis, duomenų bazėmis ar jose esamais duomenimis arba kai </w:t>
-      </w:r>
-      <w:r>
-        <w:rPr>
-          <w:rFonts w:ascii="Arial" w:hAnsi="Arial" w:cs="Arial"/>
-          <w:sz w:val="20"/>
-          <w:szCs w:val="20"/>
-        </w:rPr>
-        <w:lastRenderedPageBreak/>
-        <w:t>yra rizika, kad prie tokių ryšių ir informacinių sistemų (jų dalių) gali gauti prieigą tretieji asmenys arba jiems būtų suteikta teisė aptarnauti ar kitaip susipažinti su tokiomis ryšių ir informacinėmis sistemomis (jų dalimis);</w:t>
+        <w:t xml:space="preserve"> ypatingos svarbos informacinės infrastruktūros valdytojo ar Perkančiojo subjekto  saugumo planuose ar kituose ypatingos svarbos informacinės infrastruktūros valdytojo ar Perkančiojo subjekto  vidaus dokumentuose nustatytomis ryšių ir informacinėmis sistemomis (ar jų dalimis), kurios yra reikšmingos  ypatingos svarbos informacinės infrastruktūros valdytojo ar Perkančiojo subjekto  veiklai, šių ryšių ir informacinių sistemų (ar jų dalių) technologijomis, duomenų bazėmis ar jose esamais duomenimis arba kai yra rizika, kad prie tokių ryšių ir informacinių sistemų (jų dalių) gali gauti prieigą tretieji asmenys arba jiems būtų suteikta teisė aptarnauti ar kitaip susipažinti su tokiomis ryšių ir informacinėmis sistemomis (jų dalimis);</w:t>
       </w:r>
     </w:p>
     <w:p>
@@ -24776,7 +26323,16 @@
           <w:sz w:val="20"/>
           <w:szCs w:val="20"/>
         </w:rPr>
-        <w:t xml:space="preserve"> pripažintos nesaugia branduolinės elektrinės statyboje trečiojoje šalyje ar jos veikloje, su tokios elektrinės veikla susijusios elektros energetikos infrastruktūros plėtros projektuose, kaip nurodyta Lietuvos Respublikos būtinųjų priemonių, skirtų apsisaugoti nuo trečiųjų šalių nesaugių branduolinių elektrinių keliamų grėsmių, įstatyme</w:t>
+        <w:t xml:space="preserve"> pripažintos nesaugia branduolinės elektrinės statyboje trečiojoje šalyje ar jos veikloje, su tokios elektrinės veikla susijusios </w:t>
+      </w:r>
+      <w:r>
+        <w:rPr>
+          <w:rFonts w:ascii="Arial" w:hAnsi="Arial" w:cs="Arial"/>
+          <w:sz w:val="20"/>
+          <w:szCs w:val="20"/>
+        </w:rPr>
+        <w:lastRenderedPageBreak/>
+        <w:t>elektros energetikos infrastruktūros plėtros projektuose, kaip nurodyta Lietuvos Respublikos būtinųjų priemonių, skirtų apsisaugoti nuo trečiųjų šalių nesaugių branduolinių elektrinių keliamų grėsmių, įstatyme</w:t>
       </w:r>
       <w:r>
         <w:rPr>
@@ -25059,6 +26615,8 @@
       </w:r>
     </w:p>
     <w:sectPr>
+      <w:footerReference w:type="default" r:id="rId8"/>
+      <w:headerReference w:type="first" r:id="rId9"/>
       <w:pgSz w:w="11906" w:h="16838" w:code="9"/>
       <w:pgMar w:top="1134" w:right="567" w:bottom="1134" w:left="1559" w:header="284" w:footer="624" w:gutter="0"/>
       <w:cols w:space="708"/>
@@ -25091,6 +26649,85 @@
 </w:endnotes>
 </file>
 
+<file path=word/footer1.xml><?xml version="1.0" encoding="utf-8"?>
+<w:ftr xmlns:wpc="http://schemas.microsoft.com/office/word/2010/wordprocessingCanvas" xmlns:cx="http://schemas.microsoft.com/office/drawing/2014/chartex" xmlns:cx1="http://schemas.microsoft.com/office/drawing/2015/9/8/chartex" xmlns:cx2="http://schemas.microsoft.com/office/drawing/2015/10/21/chartex" xmlns:cx3="http://schemas.microsoft.com/office/drawing/2016/5/9/chartex" xmlns:cx4="http://schemas.microsoft.com/office/drawing/2016/5/10/chartex" xmlns:cx5="http://schemas.microsoft.com/office/drawing/2016/5/11/chartex" xmlns:cx6="http://schemas.microsoft.com/office/drawing/2016/5/12/chartex" xmlns:cx7="http://schemas.microsoft.com/office/drawing/2016/5/13/chartex" xmlns:cx8="http://schemas.microsoft.com/office/drawing/2016/5/14/chartex" xmlns:mc="http://schemas.openxmlformats.org/markup-compatibility/2006" xmlns:aink="http://schemas.microsoft.com/office/drawing/2016/ink" xmlns:am3d="http://schemas.microsoft.com/office/drawing/2017/model3d" xmlns:o="urn:schemas-microsoft-com:office:office" xmlns:oel="http://schemas.microsoft.com/office/2019/extlst" xmlns:r="http://schemas.openxmlformats.org/officeDocument/2006/relationships" xmlns:m="http://schemas.openxmlformats.org/officeDocument/2006/math" xmlns:v="urn:schemas-microsoft-com:vml" xmlns:wp14="http://schemas.microsoft.com/office/word/2010/wordprocessingDrawing" xmlns:wp="http://schemas.openxmlformats.org/drawingml/2006/wordprocessingDrawing" xmlns:w10="urn:schemas-microsoft-com:office:word" xmlns:w="http://schemas.openxmlformats.org/wordprocessingml/2006/main" xmlns:w14="http://schemas.microsoft.com/office/word/2010/wordml" xmlns:w15="http://schemas.microsoft.com/office/word/2012/wordml" xmlns:w16cex="http://schemas.microsoft.com/office/word/2018/wordml/cex" xmlns:w16cid="http://schemas.microsoft.com/office/word/2016/wordml/cid" xmlns:w16="http://schemas.microsoft.com/office/word/2018/wordml" xmlns:w16du="http://schemas.microsoft.com/office/word/2023/wordml/word16du" xmlns:w16sdtdh="http://schemas.microsoft.com/office/word/2020/wordml/sdtdatahash" xmlns:w16sdtfl="http://schemas.microsoft.com/office/word/2024/wordml/sdtformatlock" xmlns:w16se="http://schemas.microsoft.com/office/word/2015/wordml/symex" xmlns:wpg="http://schemas.microsoft.com/office/word/2010/wordprocessingGroup" xmlns:wpi="http://schemas.microsoft.com/office/word/2010/wordprocessingInk" xmlns:wne="http://schemas.microsoft.com/office/word/2006/wordml" xmlns:wps="http://schemas.microsoft.com/office/word/2010/wordprocessingShape" mc:Ignorable="w14 w15 w16se w16cid w16 w16cex w16sdtdh w16sdtfl w16du wp14">
+  <w:sdt>
+    <w:sdtPr>
+      <w:rPr>
+        <w:rFonts w:ascii="Arial" w:hAnsi="Arial" w:cs="Arial"/>
+      </w:rPr>
+      <w:id w:val="1002241179"/>
+      <w:docPartObj>
+        <w:docPartGallery w:val="Page Numbers (Bottom of Page)"/>
+        <w:docPartUnique/>
+      </w:docPartObj>
+    </w:sdtPr>
+    <w:sdtEndPr>
+      <w:rPr>
+        <w:noProof/>
+        <w:sz w:val="20"/>
+        <w:szCs w:val="20"/>
+      </w:rPr>
+    </w:sdtEndPr>
+    <w:sdtContent>
+      <w:p>
+        <w:pPr>
+          <w:pStyle w:val="Footer"/>
+          <w:jc w:val="center"/>
+          <w:rPr>
+            <w:rFonts w:ascii="Arial" w:hAnsi="Arial" w:cs="Arial"/>
+            <w:sz w:val="20"/>
+            <w:szCs w:val="20"/>
+          </w:rPr>
+        </w:pPr>
+        <w:r>
+          <w:rPr>
+            <w:rFonts w:ascii="Arial" w:hAnsi="Arial" w:cs="Arial"/>
+            <w:sz w:val="18"/>
+            <w:szCs w:val="18"/>
+          </w:rPr>
+          <w:fldChar w:fldCharType="begin"/>
+        </w:r>
+        <w:r>
+          <w:rPr>
+            <w:rFonts w:ascii="Arial" w:hAnsi="Arial" w:cs="Arial"/>
+            <w:sz w:val="18"/>
+            <w:szCs w:val="18"/>
+          </w:rPr>
+          <w:instrText xml:space="preserve"> PAGE   \* MERGEFORMAT </w:instrText>
+        </w:r>
+        <w:r>
+          <w:rPr>
+            <w:rFonts w:ascii="Arial" w:hAnsi="Arial" w:cs="Arial"/>
+            <w:sz w:val="18"/>
+            <w:szCs w:val="18"/>
+          </w:rPr>
+          <w:fldChar w:fldCharType="separate"/>
+        </w:r>
+        <w:r>
+          <w:rPr>
+            <w:rFonts w:ascii="Arial" w:hAnsi="Arial" w:cs="Arial"/>
+            <w:noProof/>
+            <w:sz w:val="18"/>
+            <w:szCs w:val="18"/>
+          </w:rPr>
+          <w:t>2</w:t>
+        </w:r>
+        <w:r>
+          <w:rPr>
+            <w:rFonts w:ascii="Arial" w:hAnsi="Arial" w:cs="Arial"/>
+            <w:noProof/>
+            <w:sz w:val="18"/>
+            <w:szCs w:val="18"/>
+          </w:rPr>
+          <w:fldChar w:fldCharType="end"/>
+        </w:r>
+      </w:p>
+    </w:sdtContent>
+  </w:sdt>
+</w:ftr>
+</file>
+
 <file path=word/footnotes.xml><?xml version="1.0" encoding="utf-8"?>
 <w:footnotes xmlns:wpc="http://schemas.microsoft.com/office/word/2010/wordprocessingCanvas" xmlns:cx="http://schemas.microsoft.com/office/drawing/2014/chartex" xmlns:cx1="http://schemas.microsoft.com/office/drawing/2015/9/8/chartex" xmlns:cx2="http://schemas.microsoft.com/office/drawing/2015/10/21/chartex" xmlns:cx3="http://schemas.microsoft.com/office/drawing/2016/5/9/chartex" xmlns:cx4="http://schemas.microsoft.com/office/drawing/2016/5/10/chartex" xmlns:cx5="http://schemas.microsoft.com/office/drawing/2016/5/11/chartex" xmlns:cx6="http://schemas.microsoft.com/office/drawing/2016/5/12/chartex" xmlns:cx7="http://schemas.microsoft.com/office/drawing/2016/5/13/chartex" xmlns:cx8="http://schemas.microsoft.com/office/drawing/2016/5/14/chartex" xmlns:mc="http://schemas.openxmlformats.org/markup-compatibility/2006" xmlns:aink="http://schemas.microsoft.com/office/drawing/2016/ink" xmlns:am3d="http://schemas.microsoft.com/office/drawing/2017/model3d" xmlns:o="urn:schemas-microsoft-com:office:office" xmlns:oel="http://schemas.microsoft.com/office/2019/extlst" xmlns:r="http://schemas.openxmlformats.org/officeDocument/2006/relationships" xmlns:m="http://schemas.openxmlformats.org/officeDocument/2006/math" xmlns:v="urn:schemas-microsoft-com:vml" xmlns:wp14="http://schemas.microsoft.com/office/word/2010/wordprocessingDrawing" xmlns:wp="http://schemas.openxmlformats.org/drawingml/2006/wordprocessingDrawing" xmlns:w10="urn:schemas-microsoft-com:office:word" xmlns:w="http://schemas.openxmlformats.org/wordprocessingml/2006/main" xmlns:w14="http://schemas.microsoft.com/office/word/2010/wordml" xmlns:w15="http://schemas.microsoft.com/office/word/2012/wordml" xmlns:w16cex="http://schemas.microsoft.com/office/word/2018/wordml/cex" xmlns:w16cid="http://schemas.microsoft.com/office/word/2016/wordml/cid" xmlns:w16="http://schemas.microsoft.com/office/word/2018/wordml" xmlns:w16du="http://schemas.microsoft.com/office/word/2023/wordml/word16du" xmlns:w16sdtdh="http://schemas.microsoft.com/office/word/2020/wordml/sdtdatahash" xmlns:w16sdtfl="http://schemas.microsoft.com/office/word/2024/wordml/sdtformatlock" xmlns:w16se="http://schemas.microsoft.com/office/word/2015/wordml/symex" xmlns:wpg="http://schemas.microsoft.com/office/word/2010/wordprocessingGroup" xmlns:wpi="http://schemas.microsoft.com/office/word/2010/wordprocessingInk" xmlns:wne="http://schemas.microsoft.com/office/word/2006/wordml" xmlns:wps="http://schemas.microsoft.com/office/word/2010/wordprocessingShape" mc:Ignorable="w14 w15 w16se w16cid w16 w16cex w16sdtdh w16sdtfl w16du wp14">
   <w:footnote w:type="separator" w:id="-1">
@@ -25166,15 +26803,7 @@
           <w:sz w:val="18"/>
           <w:szCs w:val="18"/>
         </w:rPr>
-        <w:t xml:space="preserve"> </w:t>
-      </w:r>
-      <w:r>
-        <w:rPr>
-          <w:rFonts w:ascii="Arial" w:hAnsi="Arial" w:cs="Arial"/>
-          <w:sz w:val="18"/>
-          <w:szCs w:val="18"/>
-        </w:rPr>
-        <w:t>https://eimin.lrv.lt/lt/veiklos-sritys/verslo-aplinka/reglamentuojamu-profesiniu-kvalifikaciju-pripazinimas ir specialiuosius teisės aktus.</w:t>
+        <w:t xml:space="preserve"> https://eimin.lrv.lt/lt/veiklos-sritys/verslo-aplinka/reglamentuojamu-profesiniu-kvalifikaciju-pripazinimas ir specialiuosius teisės aktus.</w:t>
       </w:r>
     </w:p>
   </w:footnote>
@@ -25203,15 +26832,7 @@
           <w:sz w:val="16"/>
           <w:szCs w:val="16"/>
         </w:rPr>
-        <w:t xml:space="preserve"> </w:t>
-      </w:r>
-      <w:r>
-        <w:rPr>
-          <w:rFonts w:ascii="Arial" w:hAnsi="Arial" w:cs="Arial"/>
-          <w:sz w:val="16"/>
-          <w:szCs w:val="16"/>
-        </w:rPr>
-        <w:t>https://e-seimas.lrs.lt/portal/legalAct/lt/TAD/1a061730b0c711ecaf79c2120caf5094?positionInSearchResults=0&amp;searchModelUUID=abee87f1-00ff-4739-a7d0-cc285f293fa1</w:t>
+        <w:t xml:space="preserve"> https://e-seimas.lrs.lt/portal/legalAct/lt/TAD/1a061730b0c711ecaf79c2120caf5094?positionInSearchResults=0&amp;searchModelUUID=abee87f1-00ff-4739-a7d0-cc285f293fa1</w:t>
       </w:r>
     </w:p>
   </w:footnote>
@@ -25241,25 +26862,7 @@
           <w:sz w:val="16"/>
           <w:szCs w:val="16"/>
         </w:rPr>
-        <w:t xml:space="preserve"> </w:t>
-      </w:r>
-      <w:proofErr w:type="spellStart"/>
-      <w:r>
-        <w:rPr>
-          <w:rFonts w:ascii="Arial" w:hAnsi="Arial" w:cs="Arial"/>
-          <w:sz w:val="16"/>
-          <w:szCs w:val="16"/>
-        </w:rPr>
-        <w:t>eCertis</w:t>
-      </w:r>
-      <w:proofErr w:type="spellEnd"/>
-      <w:r>
-        <w:rPr>
-          <w:rFonts w:ascii="Arial" w:hAnsi="Arial" w:cs="Arial"/>
-          <w:sz w:val="16"/>
-          <w:szCs w:val="16"/>
-        </w:rPr>
-        <w:t xml:space="preserve"> nuoroda (atsidarius naršyklės langui, viršutiniame dešiniajame kampe pasirinkite reikiamą kalbą): https://ec.europa.eu/tools/ecertis/#/search</w:t>
+        <w:t xml:space="preserve"> eCertis nuoroda (atsidarius naršyklės langui, viršutiniame dešiniajame kampe pasirinkite reikiamą kalbą): https://ec.europa.eu/tools/ecertis/#/search</w:t>
       </w:r>
     </w:p>
   </w:footnote>
@@ -25289,15 +26892,7 @@
           <w:sz w:val="16"/>
           <w:szCs w:val="16"/>
         </w:rPr>
-        <w:t xml:space="preserve"> </w:t>
-      </w:r>
-      <w:r>
-        <w:rPr>
-          <w:rFonts w:ascii="Arial" w:hAnsi="Arial" w:cs="Arial"/>
-          <w:sz w:val="16"/>
-          <w:szCs w:val="16"/>
-        </w:rPr>
-        <w:t>Galutiniame pasiūlyme nurodyta prekių, paslaugų ar darbų kaina arba sąnaudos visais atvejais turi būti laikomos neįprastai mažomis, jeigu jos yra 30 ir daugiau procentų mažesnės už visų Tiekėjų, kurių Galutiniai pasiūlymai neatmesti dėl kitų priežasčių ir kurių pasiūlyta kaina neviršija Pirkimui skirtų lėšų, nustatytų ir užfiksuotų Perkančiojo subjekto rengiamuose dokumentuose prieš pradedant Pirkimo procedūrą, pasiūlytų kainų arba sąnaudų aritmetinį vidurkį.</w:t>
+        <w:t xml:space="preserve"> Galutiniame pasiūlyme nurodyta prekių, paslaugų ar darbų kaina arba sąnaudos visais atvejais turi būti laikomos neįprastai mažomis, jeigu jos yra 30 ir daugiau procentų mažesnės už visų Tiekėjų, kurių Galutiniai pasiūlymai neatmesti dėl kitų priežasčių ir kurių pasiūlyta kaina neviršija Pirkimui skirtų lėšų, nustatytų ir užfiksuotų Perkančiojo subjekto rengiamuose dokumentuose prieš pradedant Pirkimo procedūrą, pasiūlytų kainų arba sąnaudų aritmetinį vidurkį.</w:t>
       </w:r>
     </w:p>
   </w:footnote>
@@ -25370,19 +26965,169 @@
           <w:sz w:val="16"/>
           <w:szCs w:val="16"/>
         </w:rPr>
-        <w:t xml:space="preserve"> </w:t>
-      </w:r>
-      <w:r>
-        <w:rPr>
-          <w:rFonts w:ascii="Arial" w:hAnsi="Arial" w:cs="Arial"/>
-          <w:sz w:val="16"/>
-          <w:szCs w:val="16"/>
-        </w:rPr>
-        <w:t>Lietuvos Respublikos įstatymas dėl branduolinės elektrinės, statomos Baltarusijos Respublikoje, Astravo rajone, pripažinimo nesaugia, keliančia grėsmę Lietuvos Respublikos nacionaliniam saugumui, aplinkai ir visuomenės sveikatai</w:t>
+        <w:t xml:space="preserve"> Lietuvos Respublikos įstatymas dėl branduolinės elektrinės, statomos Baltarusijos Respublikoje, Astravo rajone, pripažinimo nesaugia, keliančia grėsmę Lietuvos Respublikos nacionaliniam saugumui, aplinkai ir visuomenės sveikatai</w:t>
       </w:r>
     </w:p>
   </w:footnote>
 </w:footnotes>
+</file>
+
+<file path=word/header1.xml><?xml version="1.0" encoding="utf-8"?>
+<w:hdr xmlns:wpc="http://schemas.microsoft.com/office/word/2010/wordprocessingCanvas" xmlns:cx="http://schemas.microsoft.com/office/drawing/2014/chartex" xmlns:cx1="http://schemas.microsoft.com/office/drawing/2015/9/8/chartex" xmlns:cx2="http://schemas.microsoft.com/office/drawing/2015/10/21/chartex" xmlns:cx3="http://schemas.microsoft.com/office/drawing/2016/5/9/chartex" xmlns:cx4="http://schemas.microsoft.com/office/drawing/2016/5/10/chartex" xmlns:cx5="http://schemas.microsoft.com/office/drawing/2016/5/11/chartex" xmlns:cx6="http://schemas.microsoft.com/office/drawing/2016/5/12/chartex" xmlns:cx7="http://schemas.microsoft.com/office/drawing/2016/5/13/chartex" xmlns:cx8="http://schemas.microsoft.com/office/drawing/2016/5/14/chartex" xmlns:mc="http://schemas.openxmlformats.org/markup-compatibility/2006" xmlns:aink="http://schemas.microsoft.com/office/drawing/2016/ink" xmlns:am3d="http://schemas.microsoft.com/office/drawing/2017/model3d" xmlns:o="urn:schemas-microsoft-com:office:office" xmlns:oel="http://schemas.microsoft.com/office/2019/extlst" xmlns:r="http://schemas.openxmlformats.org/officeDocument/2006/relationships" xmlns:m="http://schemas.openxmlformats.org/officeDocument/2006/math" xmlns:v="urn:schemas-microsoft-com:vml" xmlns:wp14="http://schemas.microsoft.com/office/word/2010/wordprocessingDrawing" xmlns:wp="http://schemas.openxmlformats.org/drawingml/2006/wordprocessingDrawing" xmlns:w10="urn:schemas-microsoft-com:office:word" xmlns:w="http://schemas.openxmlformats.org/wordprocessingml/2006/main" xmlns:w14="http://schemas.microsoft.com/office/word/2010/wordml" xmlns:w15="http://schemas.microsoft.com/office/word/2012/wordml" xmlns:w16cex="http://schemas.microsoft.com/office/word/2018/wordml/cex" xmlns:w16cid="http://schemas.microsoft.com/office/word/2016/wordml/cid" xmlns:w16="http://schemas.microsoft.com/office/word/2018/wordml" xmlns:w16du="http://schemas.microsoft.com/office/word/2023/wordml/word16du" xmlns:w16sdtdh="http://schemas.microsoft.com/office/word/2020/wordml/sdtdatahash" xmlns:w16sdtfl="http://schemas.microsoft.com/office/word/2024/wordml/sdtformatlock" xmlns:w16se="http://schemas.microsoft.com/office/word/2015/wordml/symex" xmlns:wpg="http://schemas.microsoft.com/office/word/2010/wordprocessingGroup" xmlns:wpi="http://schemas.microsoft.com/office/word/2010/wordprocessingInk" xmlns:wne="http://schemas.microsoft.com/office/word/2006/wordml" xmlns:wps="http://schemas.microsoft.com/office/word/2010/wordprocessingShape" mc:Ignorable="w14 w15 w16se w16cid w16 w16cex w16sdtdh w16sdtfl w16du wp14">
+  <w:p/>
+  <w:tbl>
+    <w:tblPr>
+      <w:tblStyle w:val="TableGrid"/>
+      <w:tblW w:w="12279" w:type="dxa"/>
+      <w:tblBorders>
+        <w:top w:val="none" w:sz="0" w:space="0" w:color="auto"/>
+        <w:left w:val="none" w:sz="0" w:space="0" w:color="auto"/>
+        <w:bottom w:val="none" w:sz="0" w:space="0" w:color="auto"/>
+        <w:right w:val="none" w:sz="0" w:space="0" w:color="auto"/>
+        <w:insideH w:val="none" w:sz="0" w:space="0" w:color="auto"/>
+        <w:insideV w:val="none" w:sz="0" w:space="0" w:color="auto"/>
+      </w:tblBorders>
+      <w:tblLook w:val="04A0" w:firstRow="1" w:lastRow="0" w:firstColumn="1" w:lastColumn="0" w:noHBand="0" w:noVBand="1"/>
+    </w:tblPr>
+    <w:tblGrid>
+      <w:gridCol w:w="9356"/>
+      <w:gridCol w:w="2923"/>
+    </w:tblGrid>
+    <w:tr>
+      <w:tc>
+        <w:tcPr>
+          <w:tcW w:w="9356" w:type="dxa"/>
+        </w:tcPr>
+        <w:p>
+          <w:pPr>
+            <w:pStyle w:val="Header"/>
+            <w:tabs>
+              <w:tab w:val="clear" w:pos="8306"/>
+              <w:tab w:val="right" w:pos="8539"/>
+            </w:tabs>
+            <w:jc w:val="center"/>
+          </w:pPr>
+          <w:r>
+            <w:rPr>
+              <w:noProof/>
+            </w:rPr>
+            <w:drawing>
+              <wp:inline distT="0" distB="0" distL="0" distR="0" wp14:anchorId="29D0897E" wp14:editId="40375D2C">
+                <wp:extent cx="1079500" cy="397510"/>
+                <wp:effectExtent l="0" t="0" r="6350" b="2540"/>
+                <wp:docPr id="964352042" name="Graphic 70"/>
+                <wp:cNvGraphicFramePr>
+                  <a:graphicFrameLocks xmlns:a="http://schemas.openxmlformats.org/drawingml/2006/main" noChangeAspect="1"/>
+                </wp:cNvGraphicFramePr>
+                <a:graphic xmlns:a="http://schemas.openxmlformats.org/drawingml/2006/main">
+                  <a:graphicData uri="http://schemas.openxmlformats.org/drawingml/2006/picture">
+                    <pic:pic xmlns:pic="http://schemas.openxmlformats.org/drawingml/2006/picture">
+                      <pic:nvPicPr>
+                        <pic:cNvPr id="964352042" name="Graphic 70"/>
+                        <pic:cNvPicPr>
+                          <a:picLocks noChangeAspect="1"/>
+                        </pic:cNvPicPr>
+                      </pic:nvPicPr>
+                      <pic:blipFill>
+                        <a:blip r:embed="rId1">
+                          <a:extLst>
+                            <a:ext uri="{96DAC541-7B7A-43D3-8B79-37D633B846F1}">
+                              <asvg:svgBlip xmlns:asvg="http://schemas.microsoft.com/office/drawing/2016/SVG/main" r:embed="rId2"/>
+                            </a:ext>
+                          </a:extLst>
+                        </a:blip>
+                        <a:stretch>
+                          <a:fillRect/>
+                        </a:stretch>
+                      </pic:blipFill>
+                      <pic:spPr>
+                        <a:xfrm>
+                          <a:off x="0" y="0"/>
+                          <a:ext cx="1079500" cy="397510"/>
+                        </a:xfrm>
+                        <a:prstGeom prst="rect">
+                          <a:avLst/>
+                        </a:prstGeom>
+                      </pic:spPr>
+                    </pic:pic>
+                  </a:graphicData>
+                </a:graphic>
+              </wp:inline>
+            </w:drawing>
+          </w:r>
+        </w:p>
+        <w:p>
+          <w:pPr>
+            <w:pStyle w:val="Header"/>
+            <w:tabs>
+              <w:tab w:val="clear" w:pos="8306"/>
+              <w:tab w:val="right" w:pos="8539"/>
+            </w:tabs>
+            <w:jc w:val="center"/>
+          </w:pPr>
+        </w:p>
+      </w:tc>
+      <w:tc>
+        <w:tcPr>
+          <w:tcW w:w="2923" w:type="dxa"/>
+        </w:tcPr>
+        <w:p>
+          <w:pPr>
+            <w:pStyle w:val="Header"/>
+            <w:jc w:val="right"/>
+            <w:rPr>
+              <w:rFonts w:ascii="Arial" w:hAnsi="Arial" w:cs="Arial"/>
+              <w:i/>
+              <w:sz w:val="22"/>
+              <w:szCs w:val="22"/>
+            </w:rPr>
+          </w:pPr>
+        </w:p>
+        <w:p>
+          <w:pPr>
+            <w:pStyle w:val="Header"/>
+            <w:jc w:val="right"/>
+            <w:rPr>
+              <w:rFonts w:ascii="Arial" w:hAnsi="Arial" w:cs="Arial"/>
+              <w:i/>
+              <w:sz w:val="22"/>
+              <w:szCs w:val="22"/>
+            </w:rPr>
+          </w:pPr>
+        </w:p>
+        <w:p>
+          <w:pPr>
+            <w:pStyle w:val="Header"/>
+            <w:jc w:val="right"/>
+            <w:rPr>
+              <w:rFonts w:ascii="Arial" w:hAnsi="Arial" w:cs="Arial"/>
+              <w:i/>
+              <w:sz w:val="22"/>
+              <w:szCs w:val="22"/>
+            </w:rPr>
+          </w:pPr>
+        </w:p>
+        <w:p>
+          <w:pPr>
+            <w:pStyle w:val="Header"/>
+            <w:jc w:val="right"/>
+          </w:pPr>
+        </w:p>
+      </w:tc>
+    </w:tr>
+  </w:tbl>
+  <w:p>
+    <w:pPr>
+      <w:pStyle w:val="Header"/>
+      <w:rPr>
+        <w:rFonts w:ascii="Arial" w:hAnsi="Arial" w:cs="Arial"/>
+        <w:i/>
+        <w:sz w:val="2"/>
+        <w:szCs w:val="22"/>
+      </w:rPr>
+    </w:pPr>
+  </w:p>
+</w:hdr>
 </file>
 
 <file path=word/numbering.xml><?xml version="1.0" encoding="utf-8"?>
@@ -32901,6 +34646,7 @@
     <w:basedOn w:val="Heading1"/>
     <w:next w:val="Normal"/>
     <w:uiPriority w:val="39"/>
+    <w:semiHidden/>
     <w:unhideWhenUsed/>
     <w:qFormat/>
     <w:rsid w:val="007649A1"/>
@@ -33323,18 +35069,6 @@
 </a:theme>
 </file>
 
-<file path=customXml/item1.xml><?xml version="1.0" encoding="utf-8"?>
-<b:Sources xmlns:b="http://schemas.openxmlformats.org/officeDocument/2006/bibliography" xmlns="http://schemas.openxmlformats.org/officeDocument/2006/bibliography" SelectedStyle="\APA.XSL" StyleName="APA"/>
-</file>
-
-<file path=customXml/itemProps1.xml><?xml version="1.0" encoding="utf-8"?>
-<ds:datastoreItem xmlns:ds="http://schemas.openxmlformats.org/officeDocument/2006/customXml" ds:itemID="{80A42460-0F1D-4D7C-89B5-63FA03802322}">
-  <ds:schemaRefs>
-    <ds:schemaRef ds:uri="http://schemas.openxmlformats.org/officeDocument/2006/bibliography"/>
-  </ds:schemaRefs>
-</ds:datastoreItem>
-</file>
-
 <file path=docMetadata/LabelInfo.xml><?xml version="1.0" encoding="utf-8"?>
 <clbl:labelList xmlns:clbl="http://schemas.microsoft.com/office/2020/mipLabelMetadata">
   <clbl:label id="{434405ce-9876-44cb-8bd1-5c6c207e0b8f}" enabled="1" method="Privileged" siteId="{86bcf768-7bcf-4cd6-b041-b219988b7a9c}" removed="0"/>

--- a/PP-salygos/templates/SSD_LT_BPS.docx
+++ b/PP-salygos/templates/SSD_LT_BPS.docx
@@ -26803,7 +26803,7 @@
           <w:sz w:val="18"/>
           <w:szCs w:val="18"/>
         </w:rPr>
-        <w:t xml:space="preserve"> https://eimin.lrv.lt/lt/veiklos-sritys/verslo-aplinka/reglamentuojamu-profesiniu-kvalifikaciju-pripazinimas ir specialiuosius teisės aktus.</w:t>
+        <w:t xml:space="preserve"> https://eimin.lrv.lt/lt/veiklos-sritys/verslo-aplinka/zmogiskuju-istekliu-pletra/reglamentuojamu-profesiniu-kvalifikaciju-pripazinimas/ ir specialiuosius teisės aktus.</w:t>
       </w:r>
     </w:p>
   </w:footnote>

--- a/PP-salygos/templates/SSD_LT_BPS.docx
+++ b/PP-salygos/templates/SSD_LT_BPS.docx
@@ -6155,7 +6155,7 @@
           <w:sz w:val="20"/>
           <w:szCs w:val="20"/>
         </w:rPr>
-        <w:t xml:space="preserve">paslaugas suteikti/darbus atlikti savo sąskaita,  rizika, priemonėmis ir lėšomis, įsigydamas licencijas, kitą įrangą bei medžiagas, reikalingas Pirkimo dokumentuose nurodytoms </w:t>
+        <w:t xml:space="preserve">paslaugas suteikti/darbus atlikti savo sąskaita, rizika, priemonėmis ir lėšomis, įsigydamas licencijas, kitą įrangą bei medžiagas, reikalingas Pirkimo dokumentuose nurodytoms </w:t>
       </w:r>
       <w:r>
         <w:rPr>
@@ -9165,7 +9165,7 @@
           <w:sz w:val="20"/>
           <w:szCs w:val="20"/>
         </w:rPr>
-        <w:t xml:space="preserve"> ir kitus </w:t>
+        <w:t xml:space="preserve">ir kitus </w:t>
       </w:r>
       <w:r>
         <w:rPr>
@@ -10363,7 +10363,7 @@
           <w:sz w:val="20"/>
           <w:szCs w:val="20"/>
         </w:rPr>
-        <w:t xml:space="preserve"> </w:t>
+        <w:t xml:space="preserve"/>
       </w:r>
       <w:r>
         <w:rPr>
@@ -11498,7 +11498,7 @@
           <w:sz w:val="20"/>
           <w:szCs w:val="20"/>
         </w:rPr>
-        <w:t xml:space="preserve"> darbo dienos, privalės nurodyti Pasiūlymo konfidencialią informaciją užpildant  Specialiųjų  pirkimo sąlygų priedą „Konfidenciali informacija“ ir pateikti šios informacijos konfidencialumą patvirtinančius dokumentus.  PĮ 32 straipsnio 2 dalyje nurodyta informacija negali būti laikoma konfidencialia informacija. Jeigu per Perkančiojo subjekto nustatytą terminą Tiekėjas nepateikia užpildyto Specialiųjų pirkimo sąlygų priedo „Konfidenciali informacija“, laikoma, kad konfidencialios informacijos nėra, išskyrus informaciją, kurios atskleidimas negalimas pagal Asmens duomenų teisinės apsaugos įstatymą.</w:t>
+        <w:t xml:space="preserve"> darbo dienos, privalės nurodyti Pasiūlymo konfidencialią informaciją užpildant Specialiųjų pirkimo sąlygų priedą „Konfidenciali informacija“ ir pateikti šios informacijos konfidencialumą patvirtinančius dokumentus. PĮ 32 straipsnio 2 dalyje nurodyta informacija negali būti laikoma konfidencialia informacija. Jeigu per Perkančiojo subjekto nustatytą terminą Tiekėjas nepateikia užpildyto Specialiųjų pirkimo sąlygų priedo „Konfidenciali informacija“, laikoma, kad konfidencialios informacijos nėra, išskyrus informaciją, kurios atskleidimas negalimas pagal Asmens duomenų teisinės apsaugos įstatymą.</w:t>
       </w:r>
     </w:p>
     <w:p>
@@ -13428,7 +13428,7 @@
           <w:sz w:val="20"/>
           <w:szCs w:val="20"/>
         </w:rPr>
-        <w:t>Tiekėjui, jo subtiekėjui, ūkio subjektams, kurių pajėgumais remiamasi, tiekėjo siūlomų prekių gamintojui ar juos kontroliuojantiems juridiniams ir (ar) fiziniams  asmenims yra taikomos Jungtinių Tautų saugumo tarybos, Europos Sąjungos, kitų tarptautinių organizacijų, kurių narė yra arba kuriose dalyvauja Lietuvos Respublika bei Jungtinių Amerikos Valstijų sankcijos (ribojamosios priemonės).</w:t>
+        <w:t>Tiekėjui, jo subtiekėjui, ūkio subjektams, kurių pajėgumais remiamasi, tiekėjo siūlomų prekių gamintojui ar juos kontroliuojantiems juridiniams ir (ar) fiziniams asmenims yra taikomos Jungtinių Tautų saugumo tarybos, Europos Sąjungos, kitų tarptautinių organizacijų, kurių narė yra arba kuriose dalyvauja Lietuvos Respublika bei Jungtinių Amerikos Valstijų sankcijos (ribojamosios priemonės).</w:t>
       </w:r>
     </w:p>
     <w:p>
@@ -13817,7 +13817,7 @@
           <w:sz w:val="20"/>
           <w:szCs w:val="20"/>
         </w:rPr>
-        <w:t xml:space="preserve">Jeigu Perkančiajam subjektui kyla abejonių dėl Tiekėjo pašalinimo pagrindų nebuvimo ir (arba) atitikties Kvalifikacijos reikalavimams, ir, jeigu taikoma, kokybės vadybos sistemos ir (arba) aplinkos apsaugos vadybos sistemos standartams,  jis turi kreiptis į kompetentingas institucijas ir Tiekėjo Pirminiame pasiūlyme nurodytus trečiuosius asmenis, kad gautų visą reikiamą informaciją apie Tiekėjo pašalinimo pagrindų nebuvimą ir (arba) kvalifikaciją. </w:t>
+        <w:t xml:space="preserve">Jeigu Perkančiajam subjektui kyla abejonių dėl Tiekėjo pašalinimo pagrindų nebuvimo ir (arba) atitikties Kvalifikacijos reikalavimams, ir, jeigu taikoma, kokybės vadybos sistemos ir (arba) aplinkos apsaugos vadybos sistemos standartams, jis turi kreiptis į kompetentingas institucijas ir Tiekėjo Pirminiame pasiūlyme nurodytus trečiuosius asmenis, kad gautų visą reikiamą informaciją apie Tiekėjo pašalinimo pagrindų nebuvimą ir (arba) kvalifikaciją. </w:t>
       </w:r>
     </w:p>
     <w:p>
@@ -14270,7 +14270,7 @@
           <w:sz w:val="20"/>
           <w:szCs w:val="20"/>
         </w:rPr>
-        <w:t xml:space="preserve"> </w:t>
+        <w:t xml:space="preserve"/>
       </w:r>
       <w:r>
         <w:rPr>
@@ -15214,7 +15214,7 @@
           <w:sz w:val="20"/>
           <w:szCs w:val="20"/>
         </w:rPr>
-        <w:t xml:space="preserve"> Informacija apie </w:t>
+        <w:t xml:space="preserve">Informacija apie </w:t>
       </w:r>
       <w:r>
         <w:rPr>
@@ -16170,7 +16170,7 @@
           <w:sz w:val="20"/>
           <w:szCs w:val="20"/>
         </w:rPr>
-        <w:t xml:space="preserve">.  </w:t>
+        <w:t xml:space="preserve">. </w:t>
       </w:r>
       <w:r>
         <w:rPr>
@@ -16274,7 +16274,7 @@
           <w:sz w:val="20"/>
           <w:szCs w:val="20"/>
         </w:rPr>
-        <w:t xml:space="preserve">.  </w:t>
+        <w:t xml:space="preserve">. </w:t>
       </w:r>
       <w:r>
         <w:rPr>
@@ -16585,7 +16585,7 @@
           <w:sz w:val="20"/>
           <w:szCs w:val="20"/>
         </w:rPr>
-        <w:t xml:space="preserve">Pasiūlymą pateikęs Tiekėjas, Perkančiojo subjekto ir/ar kompetentingų institucijų prašymu nepateikė  BPS </w:t>
+        <w:t xml:space="preserve">Pasiūlymą pateikęs Tiekėjas, Perkančiojo subjekto ir/ar kompetentingų institucijų prašymu nepateikė BPS </w:t>
       </w:r>
       <w:r>
         <w:rPr>
@@ -16765,7 +16765,7 @@
           <w:sz w:val="20"/>
           <w:szCs w:val="20"/>
         </w:rPr>
-        <w:t>Tiekėjui, jo subtiekėjui, ūkio subjektams, kurių pajėgumais remiamasi, tiekėjo siūlomų prekių gamintojui ar juos kontroliuojantiems juridiniams ir (ar) fiziniams  asmenims yra taikomos Jungtinių Tautų saugumo tarybos, Europos Sąjungos, kitų tarptautinių organizacijų, kurių narė yra arba kuriose dalyvauja Lietuvos Respublika bei Jungtinių Amerikos Valstijų sankcijos (ribojamosios priemonės).</w:t>
+        <w:t>Tiekėjui, jo subtiekėjui, ūkio subjektams, kurių pajėgumais remiamasi, tiekėjo siūlomų prekių gamintojui ar juos kontroliuojantiems juridiniams ir (ar) fiziniams asmenims yra taikomos Jungtinių Tautų saugumo tarybos, Europos Sąjungos, kitų tarptautinių organizacijų, kurių narė yra arba kuriose dalyvauja Lietuvos Respublika bei Jungtinių Amerikos Valstijų sankcijos (ribojamosios priemonės).</w:t>
       </w:r>
       <w:r>
         <w:rPr>
@@ -16907,7 +16907,7 @@
           <w:sz w:val="20"/>
           <w:szCs w:val="20"/>
         </w:rPr>
-        <w:t>Tiekėjo pateiktas Pasiūlymas atmetamas    ir Tiekėjas pašalinamas iš Pirkimo procedūros, jeigu</w:t>
+        <w:t>Tiekėjo pateiktas Pasiūlymas atmetamas ir Tiekėjas pašalinamas iš Pirkimo procedūros, jeigu</w:t>
       </w:r>
       <w:bookmarkEnd w:id="92"/>
       <w:r>
@@ -16944,7 +16944,7 @@
           <w:sz w:val="20"/>
           <w:szCs w:val="20"/>
         </w:rPr>
-        <w:t xml:space="preserve"> VPĮ 92 straipsnio 13 dalyje numatytame sąraše</w:t>
+        <w:t xml:space="preserve">VPĮ 92 straipsnio 13 dalyje numatytame sąraše</w:t>
       </w:r>
       <w:r>
         <w:rPr>
@@ -16981,7 +16981,7 @@
           <w:sz w:val="20"/>
           <w:szCs w:val="20"/>
         </w:rPr>
-        <w:t xml:space="preserve">  kod</w:t>
+        <w:t xml:space="preserve"> kod</w:t>
       </w:r>
       <w:r>
         <w:rPr>
@@ -18695,7 +18695,7 @@
           <w:sz w:val="20"/>
           <w:szCs w:val="20"/>
         </w:rPr>
-        <w:t xml:space="preserve"> </w:t>
+        <w:t xml:space="preserve"/>
       </w:r>
       <w:r>
         <w:rPr>
@@ -20856,7 +20856,7 @@
           <w:sz w:val="20"/>
           <w:szCs w:val="20"/>
         </w:rPr>
-        <w:t xml:space="preserve">Vertindamas Pasiūlymo kainą, Perkantysis subjektas atsižvelgs į tai, kokia bus galutinė lėšų suma išleista Pirkimui, įskaitant ir dėl sutarties sudarymo su Pirkimo laimėtoju jo paties įgyjamas mokestines prievoles (ar teises). Jei, vadovaujantis Lietuvos Respublikos pridėtinės vertės mokesčio įstatymu  ir Lietuvos Respublikos </w:t>
+        <w:t xml:space="preserve">Vertindamas Pasiūlymo kainą, Perkantysis subjektas atsižvelgs į tai, kokia bus galutinė lėšų suma išleista Pirkimui, įskaitant ir dėl sutarties sudarymo su Pirkimo laimėtoju jo paties įgyjamas mokestines prievoles (ar teises). Jei, vadovaujantis Lietuvos Respublikos pridėtinės vertės mokesčio įstatymu ir Lietuvos Respublikos </w:t>
       </w:r>
       <w:r>
         <w:rPr>
@@ -20866,7 +20866,7 @@
           <w:szCs w:val="20"/>
         </w:rPr>
         <w:lastRenderedPageBreak/>
-        <w:t>pelno mokesčio įstatymu , Perkantysis subjektas turi galimybę susigrąžinti PVM mokestį, pasiūlymai bus vertinami skaičiuojant kainą be PVM.  Jei, vadovaujantis Lietuvos Respublikos pridėtinės vertės mokesčio įstatymu ir Lietuvos Respublikos pelno mokesčio įstatymu, Perkantysis subjektas galimybės susigrąžinti PVM mokestį neturi, pasiūlymai bus vertinami skaičiuojant kainą su PVM.</w:t>
+        <w:t>pelno mokesčio įstatymu , Perkantysis subjektas turi galimybę susigrąžinti PVM mokestį, pasiūlymai bus vertinami skaičiuojant kainą be PVM. Jei, vadovaujantis Lietuvos Respublikos pridėtinės vertės mokesčio įstatymu ir Lietuvos Respublikos pelno mokesčio įstatymu, Perkantysis subjektas galimybės susigrąžinti PVM mokestį neturi, pasiūlymai bus vertinami skaičiuojant kainą su PVM.</w:t>
       </w:r>
     </w:p>
     <w:p>
@@ -26024,7 +26024,7 @@
           <w:szCs w:val="20"/>
         </w:rPr>
         <w:tab/>
-        <w:t>Sutarties  vertė viršija 10 procentų praėjusių finansinių metų metinių Perkančiojo subjekto pajamų;</w:t>
+        <w:t>Sutarties vertė viršija 10 procentų praėjusių finansinių metų metinių Perkančiojo subjekto pajamų;</w:t>
       </w:r>
     </w:p>
     <w:p>
@@ -26110,7 +26110,7 @@
           <w:sz w:val="20"/>
           <w:szCs w:val="20"/>
         </w:rPr>
-        <w:t xml:space="preserve"> </w:t>
+        <w:t xml:space="preserve"/>
       </w:r>
       <w:r>
         <w:rPr>
@@ -26212,7 +26212,7 @@
           <w:sz w:val="20"/>
           <w:szCs w:val="20"/>
         </w:rPr>
-        <w:t xml:space="preserve"> ypatingos svarbos informacinės infrastruktūros valdytojo ar Perkančiojo subjekto  saugumo planuose ar kituose ypatingos svarbos informacinės infrastruktūros valdytojo ar Perkančiojo subjekto  vidaus dokumentuose nustatytomis ryšių ir informacinėmis sistemomis (ar jų dalimis), kurios yra reikšmingos  ypatingos svarbos informacinės infrastruktūros valdytojo ar Perkančiojo subjekto  veiklai, šių ryšių ir informacinių sistemų (ar jų dalių) technologijomis, duomenų bazėmis ar jose esamais duomenimis arba kai yra rizika, kad prie tokių ryšių ir informacinių sistemų (jų dalių) gali gauti prieigą tretieji asmenys arba jiems būtų suteikta teisė aptarnauti ar kitaip susipažinti su tokiomis ryšių ir informacinėmis sistemomis (jų dalimis);</w:t>
+        <w:t xml:space="preserve"> ypatingos svarbos informacinės infrastruktūros valdytojo ar Perkančiojo subjekto saugumo planuose ar kituose ypatingos svarbos informacinės infrastruktūros valdytojo ar Perkančiojo subjekto vidaus dokumentuose nustatytomis ryšių ir informacinėmis sistemomis (ar jų dalimis), kurios yra reikšmingos ypatingos svarbos informacinės infrastruktūros valdytojo ar Perkančiojo subjekto veiklai, šių ryšių ir informacinių sistemų (ar jų dalių) technologijomis, duomenų bazėmis ar jose esamais duomenimis arba kai yra rizika, kad prie tokių ryšių ir informacinių sistemų (jų dalių) gali gauti prieigą tretieji asmenys arba jiems būtų suteikta teisė aptarnauti ar kitaip susipažinti su tokiomis ryšių ir informacinėmis sistemomis (jų dalimis);</w:t>
       </w:r>
     </w:p>
     <w:p>
@@ -26484,7 +26484,7 @@
           <w:sz w:val="20"/>
           <w:szCs w:val="20"/>
         </w:rPr>
-        <w:t>, negalės būti pripažįstamas Pirkimą Laimėjusiu Tiekėju ir jo Pasiūlymas bus atmestas  vadovaujantis BPS 1</w:t>
+        <w:t>, negalės būti pripažįstamas Pirkimą Laimėjusiu Tiekėju ir jo Pasiūlymas bus atmestas vadovaujantis BPS 1</w:t>
       </w:r>
       <w:r>
         <w:rPr>

--- a/PP-salygos/templates/SSD_LT_BPS.docx
+++ b/PP-salygos/templates/SSD_LT_BPS.docx
@@ -13360,7 +13360,7 @@
           <w:szCs w:val="20"/>
         </w:rPr>
         <w:lastRenderedPageBreak/>
-        <w:t>Jeigu Tiekėjas, Subtiekėjas, Ūkio subjektas, kurio pajėgumais remiamasi, arba Tiekėjų grupės narys nėra registruotas (Tiekėjas, Subtiekėjas, Ūkio subjektas, kurio pajėgumais remiamasi, Tiekėjų grupės narys, Kvazisubtiekėjas, kuris yra fizinis asmuo – nuolat gyvenantis ar turintis pilietybę) Europos Sąjungos valstybėje narėje, Šiaurės Atlanto sutarties organizacijos valstybėje narėje ar trečiojoje šalyje, pasirašiusioje PĮ 29 straipsnio 4 dalyje nurodytus tarptautinius susitarimus (šis atmetimo pagrindas taikomas tik kai toks reikalavimas keliamas SPS);</w:t>
+        <w:t>Jeigu Tiekėjas, Subtiekėjas, Ūkio subjektas, kurio pajėgumais remiamasi, arba Tiekėjų grupės narys nėra registruotas (jeigu Tiekėjas, Subtiekėjas, Ūkio subjektas, kurio pajėgumais remiamasi, Tiekėjų grupės narys ar Kvazisubtiekėjas yra fizinis asmuo – nuolat gyvenantis ar turintis pilietybę) Europos Sąjungos valstybėje narėje, Šiaurės Atlanto sutarties organizacijos valstybėje narėje ar trečiojoje šalyje, pasirašiusioje PĮ 29 straipsnio 4 dalyje nurodytus tarptautinius susitarimus (šis atmetimo pagrindas taikomas tik kai toks reikalavimas keliamas SPS);</w:t>
       </w:r>
     </w:p>
     <w:p>
@@ -13428,7 +13428,7 @@
           <w:sz w:val="20"/>
           <w:szCs w:val="20"/>
         </w:rPr>
-        <w:t>Tiekėjui, jo subtiekėjui, ūkio subjektams, kurių pajėgumais remiamasi, tiekėjo siūlomų prekių gamintojui ar juos kontroliuojantiems juridiniams ir (ar) fiziniams asmenims yra taikomos Jungtinių Tautų saugumo tarybos, Europos Sąjungos, kitų tarptautinių organizacijų, kurių narė yra arba kuriose dalyvauja Lietuvos Respublika bei Jungtinių Amerikos Valstijų sankcijos (ribojamosios priemonės).</w:t>
+        <w:t>Tiekėjui, jo subtiekėjui, ūkio subjektams, kurių pajėgumais remiamasi, tiekėjo siūlomų prekių gamintojui ar juos kontroliuojantiems juridiniams ir (ar) fiziniams asmenims yra taikomos Jungtinių Tautų saugumo tarybos, Europos Sąjungos, kitų tarptautinių organizacijų, kurių narė yra arba kuriose dalyvauja Lietuvos Respublika, bei Jungtinių Amerikos Valstijų sankcijos (ribojamosios priemonės).</w:t>
       </w:r>
     </w:p>
     <w:p>
@@ -15779,7 +15779,7 @@
           <w:sz w:val="20"/>
           <w:szCs w:val="20"/>
         </w:rPr>
-        <w:t>Tiekėjas, Subtiekėjas, Tiekėjų grupės narys ar Ūkio subjektas, kurio pajėgumais remiamasi, nėra registruotas (Tiekėjas, Subtiekėjas, Tiekėjų grupės narys, Ūkio subjektas, kurio pajėgumais remiamasi, Kvazisubtiekėjas, kuris yra fizinis asmuo – nuolat gyvenantis ar turintis pilietybę) Europos Sąjungos valstybėje narėje, Šiaurės Atlanto sutarties organizacijos valstybėje narėje ar trečiojoje šalyje, pasirašiusioje PĮ 29 straipsnio 4 dalyje nurodytus tarptautinius susitarimus (šis atmetimo pagrindas taikomas tik kai toks reikalavimas keliamas SPS);</w:t>
+        <w:t>Tiekėjas, Subtiekėjas, Tiekėjų grupės narys ar Ūkio subjektas, kurio pajėgumais remiamasi, nėra registruotas (jeigu Tiekėjas, Subtiekėjas, Tiekėjų grupės narys, Ūkio subjektas, kurio pajėgumais remiamasi, ar Kvazisubtiekėjas yra fizinis asmuo – nuolat gyvenantis ar turintis pilietybę) Europos Sąjungos valstybėje narėje, Šiaurės Atlanto sutarties organizacijos valstybėje narėje ar trečiojoje šalyje, pasirašiusioje PĮ 29 straipsnio 4 dalyje nurodytus tarptautinius susitarimus (šis atmetimo pagrindas taikomas tik kai toks reikalavimas keliamas SPS);</w:t>
       </w:r>
     </w:p>
     <w:bookmarkEnd w:id="91"/>
@@ -16585,7 +16585,7 @@
           <w:sz w:val="20"/>
           <w:szCs w:val="20"/>
         </w:rPr>
-        <w:t xml:space="preserve">Pasiūlymą pateikęs Tiekėjas, Perkančiojo subjekto ir/ar kompetentingų institucijų prašymu nepateikė BPS </w:t>
+        <w:t xml:space="preserve">Pasiūlymą pateikęs Tiekėjas Perkančiojo subjekto ir/ar kompetentingų institucijų prašymu nepateikė BPS </w:t>
       </w:r>
       <w:r>
         <w:rPr>
@@ -16765,7 +16765,7 @@
           <w:sz w:val="20"/>
           <w:szCs w:val="20"/>
         </w:rPr>
-        <w:t>Tiekėjui, jo subtiekėjui, ūkio subjektams, kurių pajėgumais remiamasi, tiekėjo siūlomų prekių gamintojui ar juos kontroliuojantiems juridiniams ir (ar) fiziniams asmenims yra taikomos Jungtinių Tautų saugumo tarybos, Europos Sąjungos, kitų tarptautinių organizacijų, kurių narė yra arba kuriose dalyvauja Lietuvos Respublika bei Jungtinių Amerikos Valstijų sankcijos (ribojamosios priemonės).</w:t>
+        <w:t>Tiekėjui, jo subtiekėjui, ūkio subjektams, kurių pajėgumais remiamasi, tiekėjo siūlomų prekių gamintojui ar juos kontroliuojantiems juridiniams ir (ar) fiziniams asmenims yra taikomos Jungtinių Tautų saugumo tarybos, Europos Sąjungos, kitų tarptautinių organizacijų, kurių narė yra arba kuriose dalyvauja Lietuvos Respublika, bei Jungtinių Amerikos Valstijų sankcijos (ribojamosios priemonės).</w:t>
       </w:r>
       <w:r>
         <w:rPr>

--- a/PP-salygos/templates/SSD_LT_BPS.docx
+++ b/PP-salygos/templates/SSD_LT_BPS.docx
@@ -17332,7 +17332,7 @@
           <w:sz w:val="20"/>
           <w:szCs w:val="20"/>
         </w:rPr>
-        <w:t>14</w:t>
+        <w:t>11</w:t>
       </w:r>
       <w:r>
         <w:rPr>
@@ -17359,7 +17359,7 @@
           <w:sz w:val="20"/>
           <w:szCs w:val="20"/>
         </w:rPr>
-        <w:t>.1 ir/ar 14.</w:t>
+        <w:t>.1 ir/ar 11.</w:t>
       </w:r>
       <w:r>
         <w:rPr>
